--- a/curriculum_plans/원광보건고_아침10분독서_독서토론논술구술_연계활동계획서.docx
+++ b/curriculum_plans/원광보건고_아침10분독서_독서토론논술구술_연계활동계획서.docx
@@ -1807,7 +1807,7 @@
           <w:sz w:val="20"/>
           <w:szCs w:val="20"/>
         </w:rPr>
-        <w:t xml:space="preserve">본 계획은 두 활동을 단계적으로 연계한다. ① 「아침 10분 독서」는 전체 학생이 4권 모두를 가볍게 접하며 매일 읽는 습관을 기르는 기초 단계이고, ② 「독서·토론·논술·구술면접」 심화 활동은 그중 자신에게 배정된 2권을 깊이 있게 읽고 토론·논술·구술로 확장하는 심화 단계이다. 넓게 4권을 접한 뒤, 좁고 깊게 2권을 파고드는 구조로 설계하였다.</w:t>
+        <w:t xml:space="preserve">본 계획은 두 활동을 단계적으로 연계한다. ① 「아침 10분 독서」는 전체 학생이 4권 모두를 매일 읽는 습관을 기르는 기초 단계이고, ② 「독서·토론·논술·구술면접」 심화 활동은 4권을 모두 필독하며 독서일지를 작성한 뒤, 토론·논술 단계에서는 트랙별로 배정된 2권의 내용을 핵심 근거로 집중 활용하여 토론·논술·구술로 확장하는 심화 단계이다. 4권을 모두 넓게 읽되, 논증에서는 2권을 좁고 깊게 근거로 파고드는 구조로 설계하였다.</w:t>
       </w:r>
     </w:p>
     <w:p>
@@ -3573,7 +3573,7 @@
           <w:sz w:val="23"/>
           <w:szCs w:val="23"/>
         </w:rPr>
-        <w:t xml:space="preserve">2. 트랙 편성(1인 2책 필독)</w:t>
+        <w:t xml:space="preserve">2. 트랙 편성(전체 4권 필독 + 트랙별 2권 근거 활용)</w:t>
       </w:r>
     </w:p>
     <w:p>
@@ -3587,7 +3587,7 @@
           <w:sz w:val="20"/>
           <w:szCs w:val="20"/>
         </w:rPr>
-        <w:t xml:space="preserve">학생을 2개 트랙으로 나누어 1인당 2권씩 필독한다. 같은 '장래희망'을 다루면서도 서로 다른 긴장(탐색 vs 결단, 다양성 vs 도전)을 담고 있어 두 트랙 모두 자연스러운 찬반 논제가 나오도록 구성하였다.</w:t>
+        <w:t xml:space="preserve">학생 전체가 4권을 모두 필독하고 독서일지를 작성한다. 이후 토론·논술 단계에서는 아래와 같이 2개 트랙으로 나누어, 트랙별 논제와 관련된 2권의 내용을 핵심 근거로 집중 활용한다. 같은 '장래희망'을 다루면서도 서로 다른 긴장(탐색 vs 결단, 다양성 vs 도전)을 담고 있어 두 트랙 모두 자연스러운 찬반 논제가 나오도록 구성하였다.</w:t>
       </w:r>
     </w:p>
     <w:tbl>
@@ -3672,7 +3672,7 @@
                 <w:sz w:val="18"/>
                 <w:szCs w:val="18"/>
               </w:rPr>
-              <w:t xml:space="preserve">배정 도서 2권</w:t>
+              <w:t xml:space="preserve">핵심 근거 도서(2권)</w:t>
             </w:r>
           </w:p>
         </w:tc>
@@ -4376,7 +4376,7 @@
           <w:sz w:val="17"/>
           <w:szCs w:val="17"/>
         </w:rPr>
-        <w:t xml:space="preserve">※ 1인 2책 필독이므로 책마다 1장씩, 총 2장을 작성한다.</w:t>
+        <w:t xml:space="preserve">※ 4권을 모두 필독하므로 책마다 1장씩, 총 4장을 작성한다. 이 중 트랙에 해당하는 2권의 기록은 토론·논술의 핵심 근거 자료로 활용된다.</w:t>
       </w:r>
     </w:p>
     <w:p>
@@ -4420,7 +4420,7 @@
           <w:sz w:val="20"/>
           <w:szCs w:val="20"/>
         </w:rPr>
-        <w:t xml:space="preserve">기존 「독서-토론-논술-구술면접 연계 프로젝트형 수행평가 계획서」의 개요서 작성 → 입론서 작성 → 토론 실습 절차를 그대로 적용한다.</w:t>
+        <w:t xml:space="preserve">기존 「독서-토론-논술-구술면접 연계 프로젝트형 수행평가 계획서」의 개요서 작성 → 입론서 작성 → 토론 실습 절차를 그대로 적용한다. 4권을 모두 읽었더라도 토론 논제와 관련된 트랙 배정 도서 2권의 내용을 핵심 근거로 삼아 개요서·입론서를 구성한다.</w:t>
       </w:r>
     </w:p>
     <w:tbl>
@@ -4662,7 +4662,7 @@
           <w:sz w:val="19"/>
           <w:szCs w:val="19"/>
         </w:rPr>
-        <w:t xml:space="preserve">개요서: 독서일지 속 장면을 근거로 찬/반 입장과 핵심 근거 3가지 정리</w:t>
+        <w:t xml:space="preserve">개요서: 트랙 배정 도서 2권의 독서일지 속 장면을 근거로 찬/반 입장과 핵심 근거 3가지 정리</w:t>
       </w:r>
     </w:p>
     <w:p>
@@ -4746,7 +4746,7 @@
           <w:sz w:val="19"/>
           <w:szCs w:val="19"/>
         </w:rPr>
-        <w:t xml:space="preserve">필수 조건: 자신이 읽은 2권 각각에서 최소 1개 장면을 구체적 근거로 인용</w:t>
+        <w:t xml:space="preserve">필수 조건: 트랙 배정 도서 2권 각각에서 최소 1개 장면을 구체적 근거로 인용(나머지 2권의 내용은 보조 근거로 자유롭게 활용 가능)</w:t>
       </w:r>
     </w:p>
     <w:p>
@@ -5550,7 +5550,7 @@
                 <w:sz w:val="18"/>
                 <w:szCs w:val="18"/>
               </w:rPr>
-              <w:t xml:space="preserve">아침 10분 독서 4주기 (전체) — 『그래도 꼭 해 볼거야』 / 트랙 배정 및 독서일지 재정리(심화)</w:t>
+              <w:t xml:space="preserve">아침 10분 독서 4주기 (전체) — 『그래도 꼭 해 볼거야』 / 4권 독서일지 완성 점검 및 트랙 배정(토론·논술 핵심 근거 도서 2권 결정)</w:t>
             </w:r>
           </w:p>
         </w:tc>
@@ -5619,7 +5619,7 @@
                 <w:sz w:val="18"/>
                 <w:szCs w:val="18"/>
               </w:rPr>
-              <w:t xml:space="preserve">심화활동 2단계 — 트랙별 토론(개요서 → 입론서 → 토론실습)</w:t>
+              <w:t xml:space="preserve">심화활동 2단계 — 트랙별 토론(트랙 배정 도서 2권을 근거로 개요서 → 입론서 → 토론실습)</w:t>
             </w:r>
           </w:p>
         </w:tc>
@@ -5688,7 +5688,7 @@
                 <w:sz w:val="18"/>
                 <w:szCs w:val="18"/>
               </w:rPr>
-              <w:t xml:space="preserve">심화활동 3단계 — 논술문 작성</w:t>
+              <w:t xml:space="preserve">심화활동 3단계 — 논술문 작성(트랙 배정 도서 2권을 핵심 근거로 인용)</w:t>
             </w:r>
           </w:p>
         </w:tc>
@@ -5796,7 +5796,7 @@
           <w:sz w:val="19"/>
           <w:szCs w:val="19"/>
         </w:rPr>
-        <w:t xml:space="preserve">아침 10분 독서는 전체 학생이 4권을 모두 접하도록 하고, 심화 활동(트랙별 2권)은 그중 국어 교과·창의적 체험활동 시간을 활용해 별도로 운영한다.</w:t>
+        <w:t xml:space="preserve">아침 10분 독서와 심화 활동 모두 전체 학생이 4권을 빠짐없이 필독하도록 하며, 심화 활동(독서일지·토론·논술·구술면접)은 국어 교과·창의적 체험활동 시간을 활용해 별도로 운영한다.</w:t>
       </w:r>
     </w:p>
     <w:p>
@@ -5813,7 +5813,7 @@
           <w:sz w:val="19"/>
           <w:szCs w:val="19"/>
         </w:rPr>
-        <w:t xml:space="preserve">트랙 배정은 학생의 희망(진로 성향 자기 진단 등)을 반영하여 12월 1주에 확정하고, 이후 독서일지·토론·논술·구술면접까지 동일 트랙으로 진행한다.</w:t>
+        <w:t xml:space="preserve">트랙 배정은 학생의 희망(진로 성향 자기 진단 등)을 반영하여 12월 1주에 확정하고, 이후 토론·논술·구술면접에서 활용할 핵심 근거 도서 2권이 정해지며 동일 트랙으로 끝까지 진행한다.</w:t>
       </w:r>
     </w:p>
     <w:p>

--- a/curriculum_plans/원광보건고_아침10분독서_독서토론논술구술_연계활동계획서.docx
+++ b/curriculum_plans/원광보건고_아침10분독서_독서토론논술구술_연계활동계획서.docx
@@ -73,7 +73,7 @@
           <w:sz w:val="20"/>
           <w:szCs w:val="20"/>
         </w:rPr>
-        <w:t xml:space="preserve">운영 기간: 2학기(9월~12월)</w:t>
+        <w:t xml:space="preserve">운영 기간: 2학기(8.18.~12.10.)</w:t>
       </w:r>
     </w:p>
     <w:p>
@@ -1898,7 +1898,7 @@
           <w:sz w:val="19"/>
           <w:szCs w:val="19"/>
         </w:rPr>
-        <w:t xml:space="preserve">도서: 4권 순환(주기별 1권)</w:t>
+        <w:t xml:space="preserve">도서: 4권을 8.18.~9.18.(5주) 동안 매주 1권씩 집중해서 읽는다.</w:t>
       </w:r>
     </w:p>
     <w:p>
@@ -2460,7 +2460,7 @@
           <w:sz w:val="23"/>
           <w:szCs w:val="23"/>
         </w:rPr>
-        <w:t xml:space="preserve">3. 시기 배분(2학기 약 16주 기준)</w:t>
+        <w:t xml:space="preserve">3. 시기 배분(8.18.~9.18., 5주)</w:t>
       </w:r>
     </w:p>
     <w:tbl>
@@ -2511,7 +2511,7 @@
                 <w:sz w:val="18"/>
                 <w:szCs w:val="18"/>
               </w:rPr>
-              <w:t xml:space="preserve">주기</w:t>
+              <w:t xml:space="preserve">주차</w:t>
             </w:r>
           </w:p>
         </w:tc>
@@ -2545,7 +2545,7 @@
                 <w:sz w:val="18"/>
                 <w:szCs w:val="18"/>
               </w:rPr>
-              <w:t xml:space="preserve">기간(예시)</w:t>
+              <w:t xml:space="preserve">기간</w:t>
             </w:r>
           </w:p>
         </w:tc>
@@ -2579,7 +2579,7 @@
                 <w:sz w:val="18"/>
                 <w:szCs w:val="18"/>
               </w:rPr>
-              <w:t xml:space="preserve">도서</w:t>
+              <w:t xml:space="preserve">도서 / 활동</w:t>
             </w:r>
           </w:p>
         </w:tc>
@@ -2615,7 +2615,7 @@
                 <w:sz w:val="18"/>
                 <w:szCs w:val="18"/>
               </w:rPr>
-              <w:t xml:space="preserve">1주기</w:t>
+              <w:t xml:space="preserve">1주</w:t>
             </w:r>
           </w:p>
         </w:tc>
@@ -2648,7 +2648,7 @@
                 <w:sz w:val="18"/>
                 <w:szCs w:val="18"/>
               </w:rPr>
-              <w:t xml:space="preserve">9월 1주~4주</w:t>
+              <w:t xml:space="preserve">8.18.~8.21.</w:t>
             </w:r>
           </w:p>
         </w:tc>
@@ -2717,7 +2717,7 @@
                 <w:sz w:val="18"/>
                 <w:szCs w:val="18"/>
               </w:rPr>
-              <w:t xml:space="preserve">2주기</w:t>
+              <w:t xml:space="preserve">2주</w:t>
             </w:r>
           </w:p>
         </w:tc>
@@ -2750,7 +2750,7 @@
                 <w:sz w:val="18"/>
                 <w:szCs w:val="18"/>
               </w:rPr>
-              <w:t xml:space="preserve">10월 1주~4주</w:t>
+              <w:t xml:space="preserve">8.24.~8.28.</w:t>
             </w:r>
           </w:p>
         </w:tc>
@@ -2819,7 +2819,7 @@
                 <w:sz w:val="18"/>
                 <w:szCs w:val="18"/>
               </w:rPr>
-              <w:t xml:space="preserve">3주기</w:t>
+              <w:t xml:space="preserve">3주</w:t>
             </w:r>
           </w:p>
         </w:tc>
@@ -2852,7 +2852,7 @@
                 <w:sz w:val="18"/>
                 <w:szCs w:val="18"/>
               </w:rPr>
-              <w:t xml:space="preserve">11월 1주~4주</w:t>
+              <w:t xml:space="preserve">8.31.~9.4.</w:t>
             </w:r>
           </w:p>
         </w:tc>
@@ -2921,7 +2921,7 @@
                 <w:sz w:val="18"/>
                 <w:szCs w:val="18"/>
               </w:rPr>
-              <w:t xml:space="preserve">4주기</w:t>
+              <w:t xml:space="preserve">4주</w:t>
             </w:r>
           </w:p>
         </w:tc>
@@ -2954,7 +2954,7 @@
                 <w:sz w:val="18"/>
                 <w:szCs w:val="18"/>
               </w:rPr>
-              <w:t xml:space="preserve">12월 1주~2주(단축)</w:t>
+              <w:t xml:space="preserve">9.7.~9.11.</w:t>
             </w:r>
           </w:p>
         </w:tc>
@@ -2988,6 +2988,108 @@
                 <w:szCs w:val="18"/>
               </w:rPr>
               <w:t xml:space="preserve">그래도 꼭 해 볼거야</w:t>
+            </w:r>
+          </w:p>
+        </w:tc>
+      </w:tr>
+      <w:tr>
+        <w:tc>
+          <w:tcPr>
+            <w:tcW w:type="dxa" w:w="1600"/>
+            <w:tcBorders>
+              <w:top w:val="single" w:color="999999" w:sz="4"/>
+              <w:left w:val="single" w:color="999999" w:sz="4"/>
+              <w:bottom w:val="single" w:color="999999" w:sz="4"/>
+              <w:right w:val="single" w:color="999999" w:sz="4"/>
+            </w:tcBorders>
+            <w:shd w:fill="EDEFF7" w:color="auto" w:val="clear"/>
+            <w:tcMar>
+              <w:top w:type="dxa" w:w="60"/>
+              <w:left w:type="dxa" w:w="80"/>
+              <w:bottom w:type="dxa" w:w="60"/>
+              <w:right w:type="dxa" w:w="80"/>
+            </w:tcMar>
+            <w:vAlign w:val="center"/>
+          </w:tcPr>
+          <w:p>
+            <w:pPr>
+              <w:jc w:val="center"/>
+            </w:pPr>
+            <w:r>
+              <w:rPr>
+                <w:b/>
+                <w:bCs/>
+                <w:color w:val="000000"/>
+                <w:sz w:val="18"/>
+                <w:szCs w:val="18"/>
+              </w:rPr>
+              <w:t xml:space="preserve">5주</w:t>
+            </w:r>
+          </w:p>
+        </w:tc>
+        <w:tc>
+          <w:tcPr>
+            <w:tcW w:type="dxa" w:w="3600"/>
+            <w:tcBorders>
+              <w:top w:val="single" w:color="999999" w:sz="4"/>
+              <w:left w:val="single" w:color="999999" w:sz="4"/>
+              <w:bottom w:val="single" w:color="999999" w:sz="4"/>
+              <w:right w:val="single" w:color="999999" w:sz="4"/>
+            </w:tcBorders>
+            <w:tcMar>
+              <w:top w:type="dxa" w:w="60"/>
+              <w:left w:type="dxa" w:w="80"/>
+              <w:bottom w:type="dxa" w:w="60"/>
+              <w:right w:type="dxa" w:w="80"/>
+            </w:tcMar>
+            <w:vAlign w:val="center"/>
+          </w:tcPr>
+          <w:p>
+            <w:pPr>
+              <w:jc w:val="center"/>
+            </w:pPr>
+            <w:r>
+              <w:rPr>
+                <w:b w:val="false"/>
+                <w:bCs w:val="false"/>
+                <w:color w:val="000000"/>
+                <w:sz w:val="18"/>
+                <w:szCs w:val="18"/>
+              </w:rPr>
+              <w:t xml:space="preserve">9.14.~9.18.</w:t>
+            </w:r>
+          </w:p>
+        </w:tc>
+        <w:tc>
+          <w:tcPr>
+            <w:tcW w:type="dxa" w:w="5266"/>
+            <w:tcBorders>
+              <w:top w:val="single" w:color="999999" w:sz="4"/>
+              <w:left w:val="single" w:color="999999" w:sz="4"/>
+              <w:bottom w:val="single" w:color="999999" w:sz="4"/>
+              <w:right w:val="single" w:color="999999" w:sz="4"/>
+            </w:tcBorders>
+            <w:tcMar>
+              <w:top w:type="dxa" w:w="60"/>
+              <w:left w:type="dxa" w:w="80"/>
+              <w:bottom w:type="dxa" w:w="60"/>
+              <w:right w:type="dxa" w:w="80"/>
+            </w:tcMar>
+            <w:vAlign w:val="center"/>
+          </w:tcPr>
+          <w:p>
+            <w:pPr>
+              <w:jc w:val="left"/>
+            </w:pPr>
+            <w:r>
+              <w:rPr>
+                <w:b w:val="false"/>
+                <w:bCs w:val="false"/>
+                <w:color w:val="000000"/>
+                <w:sz w:val="18"/>
+                <w:szCs w:val="18"/>
+              </w:rPr>
+              <w:t xml:space="preserve">4권 독서일지 정리·제출 및 트랙 배정(토론·논술 핵심 근거 도서 2권 결정)</w:t>
             </w:r>
           </w:p>
         </w:tc>
@@ -3435,7 +3537,7 @@
           <w:sz w:val="23"/>
           <w:szCs w:val="23"/>
         </w:rPr>
-        <w:t xml:space="preserve">6. 주기별 마무리 활동(해당 주 마지막 날, 10분 이내)</w:t>
+        <w:t xml:space="preserve">6. 주별 마무리 활동(해당 주 금요일, 10분 이내)</w:t>
       </w:r>
     </w:p>
     <w:p>
@@ -3452,7 +3554,7 @@
           <w:sz w:val="19"/>
           <w:szCs w:val="19"/>
         </w:rPr>
-        <w:t xml:space="preserve">1주기 말: '나도 어른이 되면 ___' 한 문장 이어쓰기</w:t>
+        <w:t xml:space="preserve">1주 말: '나도 어른이 되면 ___' 한 문장 이어쓰기</w:t>
       </w:r>
     </w:p>
     <w:p>
@@ -3469,7 +3571,7 @@
           <w:sz w:val="19"/>
           <w:szCs w:val="19"/>
         </w:rPr>
-        <w:t xml:space="preserve">2주기 말: 마음에 드는 직업 시 1편 골라 친구와 짝 공유</w:t>
+        <w:t xml:space="preserve">2주 말: 마음에 드는 직업 시 1편 골라 친구와 짝 공유</w:t>
       </w:r>
     </w:p>
     <w:p>
@@ -3486,7 +3588,7 @@
           <w:sz w:val="19"/>
           <w:szCs w:val="19"/>
         </w:rPr>
-        <w:t xml:space="preserve">3주기 말: '내 진짜 소원' 포스트잇에 써서 게시판 붙이기</w:t>
+        <w:t xml:space="preserve">3주 말: '내 진짜 소원' 포스트잇에 써서 게시판 붙이기</w:t>
       </w:r>
     </w:p>
     <w:p>
@@ -3503,7 +3605,24 @@
           <w:sz w:val="19"/>
           <w:szCs w:val="19"/>
         </w:rPr>
-        <w:t xml:space="preserve">4주기 말(학기말): 4권을 관통한 소감을 담아 '나의 다짐' 짧은 글 1편 작성 → 우수작 게시</w:t>
+        <w:t xml:space="preserve">4주 말: 4권을 관통한 소감을 담아 '나의 다짐' 짧은 글 1편 작성 → 우수작 게시</w:t>
+      </w:r>
+    </w:p>
+    <w:p>
+      <w:pPr>
+        <w:pStyle w:val="ListParagraph"/>
+        <w:numPr>
+          <w:ilvl w:val="0"/>
+          <w:numId w:val="2"/>
+        </w:numPr>
+        <w:spacing w:after="60" w:line="280"/>
+      </w:pPr>
+      <w:r>
+        <w:rPr>
+          <w:sz w:val="19"/>
+          <w:szCs w:val="19"/>
+        </w:rPr>
+        <w:t xml:space="preserve">5주 말: 4권 독서일지(심화) 최종 점검·제출, 트랙 배정 결과 안내 → Ⅲ장 심화 활동으로 이어짐</w:t>
       </w:r>
     </w:p>
     <w:p>
@@ -5310,7 +5429,7 @@
                 <w:sz w:val="18"/>
                 <w:szCs w:val="18"/>
               </w:rPr>
-              <w:t xml:space="preserve">9월(1~4주)</w:t>
+              <w:t xml:space="preserve">8.18.~8.21.(1주)</w:t>
             </w:r>
           </w:p>
         </w:tc>
@@ -5343,7 +5462,7 @@
                 <w:sz w:val="18"/>
                 <w:szCs w:val="18"/>
               </w:rPr>
-              <w:t xml:space="preserve">아침 10분 독서 1주기 (전체) — 『난 커서 어른이 되면 말이야』</w:t>
+              <w:t xml:space="preserve">아침 10분 독서 — 『난 커서 어른이 되면 말이야』, 독서일지 작성</w:t>
             </w:r>
           </w:p>
         </w:tc>
@@ -5379,7 +5498,7 @@
                 <w:sz w:val="18"/>
                 <w:szCs w:val="18"/>
               </w:rPr>
-              <w:t xml:space="preserve">10월(1~4주)</w:t>
+              <w:t xml:space="preserve">8.24.~8.28.(2주)</w:t>
             </w:r>
           </w:p>
         </w:tc>
@@ -5412,7 +5531,7 @@
                 <w:sz w:val="18"/>
                 <w:szCs w:val="18"/>
               </w:rPr>
-              <w:t xml:space="preserve">아침 10분 독서 2주기 (전체) — 『열두 살 장래 희망』</w:t>
+              <w:t xml:space="preserve">아침 10분 독서 — 『열두 살 장래 희망』, 독서일지 작성</w:t>
             </w:r>
           </w:p>
         </w:tc>
@@ -5448,7 +5567,7 @@
                 <w:sz w:val="18"/>
                 <w:szCs w:val="18"/>
               </w:rPr>
-              <w:t xml:space="preserve">11월(1~4주)</w:t>
+              <w:t xml:space="preserve">8.31.~9.4.(3주)</w:t>
             </w:r>
           </w:p>
         </w:tc>
@@ -5481,7 +5600,7 @@
                 <w:sz w:val="18"/>
                 <w:szCs w:val="18"/>
               </w:rPr>
-              <w:t xml:space="preserve">아침 10분 독서 3주기 (전체) — 『진짜 내 소원』</w:t>
+              <w:t xml:space="preserve">아침 10분 독서 — 『진짜 내 소원』, 독서일지 작성</w:t>
             </w:r>
           </w:p>
         </w:tc>
@@ -5517,7 +5636,7 @@
                 <w:sz w:val="18"/>
                 <w:szCs w:val="18"/>
               </w:rPr>
-              <w:t xml:space="preserve">12월 1주</w:t>
+              <w:t xml:space="preserve">9.7.~9.11.(4주)</w:t>
             </w:r>
           </w:p>
         </w:tc>
@@ -5550,7 +5669,7 @@
                 <w:sz w:val="18"/>
                 <w:szCs w:val="18"/>
               </w:rPr>
-              <w:t xml:space="preserve">아침 10분 독서 4주기 (전체) — 『그래도 꼭 해 볼거야』 / 4권 독서일지 완성 점검 및 트랙 배정(토론·논술 핵심 근거 도서 2권 결정)</w:t>
+              <w:t xml:space="preserve">아침 10분 독서 — 『그래도 꼭 해 볼거야』, 독서일지 작성</w:t>
             </w:r>
           </w:p>
         </w:tc>
@@ -5586,7 +5705,7 @@
                 <w:sz w:val="18"/>
                 <w:szCs w:val="18"/>
               </w:rPr>
-              <w:t xml:space="preserve">12월 2주</w:t>
+              <w:t xml:space="preserve">9.14.~9.18.(5주)</w:t>
             </w:r>
           </w:p>
         </w:tc>
@@ -5619,7 +5738,7 @@
                 <w:sz w:val="18"/>
                 <w:szCs w:val="18"/>
               </w:rPr>
-              <w:t xml:space="preserve">심화활동 2단계 — 트랙별 토론(트랙 배정 도서 2권을 근거로 개요서 → 입론서 → 토론실습)</w:t>
+              <w:t xml:space="preserve">4권 독서일지 최종 점검·제출 및 트랙 배정(토론·논술 핵심 근거 도서 2권 결정)</w:t>
             </w:r>
           </w:p>
         </w:tc>
@@ -5655,7 +5774,7 @@
                 <w:sz w:val="18"/>
                 <w:szCs w:val="18"/>
               </w:rPr>
-              <w:t xml:space="preserve">12월 3주</w:t>
+              <w:t xml:space="preserve">9.19.~10.18.(4주)</w:t>
             </w:r>
           </w:p>
         </w:tc>
@@ -5688,7 +5807,7 @@
                 <w:sz w:val="18"/>
                 <w:szCs w:val="18"/>
               </w:rPr>
-              <w:t xml:space="preserve">심화활동 3단계 — 논술문 작성(트랙 배정 도서 2권을 핵심 근거로 인용)</w:t>
+              <w:t xml:space="preserve">심화활동 2단계 — 트랙별 토론(트랙 배정 도서 2권을 근거로 개요서 → 입론서 → 토론실습)</w:t>
             </w:r>
           </w:p>
         </w:tc>
@@ -5724,7 +5843,7 @@
                 <w:sz w:val="18"/>
                 <w:szCs w:val="18"/>
               </w:rPr>
-              <w:t xml:space="preserve">12월 4주</w:t>
+              <w:t xml:space="preserve">10.19.~11.18.(5주)</w:t>
             </w:r>
           </w:p>
         </w:tc>
@@ -5757,7 +5876,76 @@
                 <w:sz w:val="18"/>
                 <w:szCs w:val="18"/>
               </w:rPr>
-              <w:t xml:space="preserve">심화활동 4단계 — 구술면접 실시 및 학기 마무리</w:t>
+              <w:t xml:space="preserve">심화활동 3단계 — 논술문 작성(트랙 배정 도서 2권을 핵심 근거로 인용) 및 최소성취수준 보장 지도</w:t>
+            </w:r>
+          </w:p>
+        </w:tc>
+      </w:tr>
+      <w:tr>
+        <w:tc>
+          <w:tcPr>
+            <w:tcW w:type="dxa" w:w="2200"/>
+            <w:tcBorders>
+              <w:top w:val="single" w:color="999999" w:sz="4"/>
+              <w:left w:val="single" w:color="999999" w:sz="4"/>
+              <w:bottom w:val="single" w:color="999999" w:sz="4"/>
+              <w:right w:val="single" w:color="999999" w:sz="4"/>
+            </w:tcBorders>
+            <w:shd w:fill="EDEFF7" w:color="auto" w:val="clear"/>
+            <w:tcMar>
+              <w:top w:type="dxa" w:w="60"/>
+              <w:left w:type="dxa" w:w="80"/>
+              <w:bottom w:type="dxa" w:w="60"/>
+              <w:right w:type="dxa" w:w="80"/>
+            </w:tcMar>
+            <w:vAlign w:val="center"/>
+          </w:tcPr>
+          <w:p>
+            <w:pPr>
+              <w:jc w:val="center"/>
+            </w:pPr>
+            <w:r>
+              <w:rPr>
+                <w:b/>
+                <w:bCs/>
+                <w:color w:val="000000"/>
+                <w:sz w:val="18"/>
+                <w:szCs w:val="18"/>
+              </w:rPr>
+              <w:t xml:space="preserve">11.19.~12.10.(4주)</w:t>
+            </w:r>
+          </w:p>
+        </w:tc>
+        <w:tc>
+          <w:tcPr>
+            <w:tcW w:type="dxa" w:w="8266"/>
+            <w:tcBorders>
+              <w:top w:val="single" w:color="999999" w:sz="4"/>
+              <w:left w:val="single" w:color="999999" w:sz="4"/>
+              <w:bottom w:val="single" w:color="999999" w:sz="4"/>
+              <w:right w:val="single" w:color="999999" w:sz="4"/>
+            </w:tcBorders>
+            <w:tcMar>
+              <w:top w:type="dxa" w:w="60"/>
+              <w:left w:type="dxa" w:w="80"/>
+              <w:bottom w:type="dxa" w:w="60"/>
+              <w:right w:type="dxa" w:w="80"/>
+            </w:tcMar>
+            <w:vAlign w:val="center"/>
+          </w:tcPr>
+          <w:p>
+            <w:pPr>
+              <w:jc w:val="left"/>
+            </w:pPr>
+            <w:r>
+              <w:rPr>
+                <w:b w:val="false"/>
+                <w:bCs w:val="false"/>
+                <w:color w:val="000000"/>
+                <w:sz w:val="18"/>
+                <w:szCs w:val="18"/>
+              </w:rPr>
+              <w:t xml:space="preserve">심화활동 4단계 — 구술면접 준비·실시 및 학기 마무리</w:t>
             </w:r>
           </w:p>
         </w:tc>

--- a/curriculum_plans/원광보건고_아침10분독서_독서토론논술구술_연계활동계획서.docx
+++ b/curriculum_plans/원광보건고_아침10분독서_독서토론논술구술_연계활동계획서.docx
@@ -4051,6 +4051,20 @@
         <w:t xml:space="preserve">3. 1단계 — 독서(독서일지)</w:t>
       </w:r>
     </w:p>
+    <w:p>
+      <w:pPr>
+        <w:spacing w:after="160" w:line="300"/>
+      </w:pPr>
+      <w:r>
+        <w:rPr>
+          <w:b w:val="false"/>
+          <w:bCs w:val="false"/>
+          <w:sz w:val="20"/>
+          <w:szCs w:val="20"/>
+        </w:rPr>
+        <w:t xml:space="preserve">독서활동 기록장의 '독서일지' 활동지는 책을 읽은 날마다 매일 작성한다(8.18.~9.18. 독서 기간 동안 총 약 20회).</w:t>
+      </w:r>
+    </w:p>
     <w:tbl>
       <w:tblPr>
         <w:tblW w:type="dxa" w:w="10466"/>
@@ -4495,7 +4509,7 @@
           <w:sz w:val="17"/>
           <w:szCs w:val="17"/>
         </w:rPr>
-        <w:t xml:space="preserve">※ 4권을 모두 필독하므로 책마다 1장씩, 총 4장을 작성한다. 이 중 트랙에 해당하는 2권의 기록은 토론·논술의 핵심 근거 자료로 활용된다.</w:t>
+        <w:t xml:space="preserve">※ 책마다 1장이 아니라, 독서 기간(8.18.~9.18.) 동안 매일 1장씩 작성한다(총 약 20회). 이 중 트랙에 해당하는 2권을 읽은 날의 기록은 토론·논술의 핵심 근거 자료로 활용된다.</w:t>
       </w:r>
     </w:p>
     <w:p>
@@ -4815,7 +4829,7 @@
           <w:sz w:val="19"/>
           <w:szCs w:val="19"/>
         </w:rPr>
-        <w:t xml:space="preserve">토론실습: 트랙별 찬/반 팀을 구성해 토론 진행</w:t>
+        <w:t xml:space="preserve">토론실습: 트랙 내에서 2인 1팀을 구성하여 찬성 1팀·반대 1팀, 총 2팀이 한 조가 되어 토론을 실습한다(트랙 인원이 많은 경우 여러 조로 나누어 순차 진행한다).</w:t>
       </w:r>
     </w:p>
     <w:p>
@@ -4883,6 +4897,23 @@
           <w:szCs w:val="19"/>
         </w:rPr>
         <w:t xml:space="preserve">서론-본론-결론 구조로 작성</w:t>
+      </w:r>
+    </w:p>
+    <w:p>
+      <w:pPr>
+        <w:pStyle w:val="ListParagraph"/>
+        <w:numPr>
+          <w:ilvl w:val="0"/>
+          <w:numId w:val="2"/>
+        </w:numPr>
+        <w:spacing w:after="60" w:line="280"/>
+      </w:pPr>
+      <w:r>
+        <w:rPr>
+          <w:sz w:val="19"/>
+          <w:szCs w:val="19"/>
+        </w:rPr>
+        <w:t xml:space="preserve">실시 방식: 논술 실시 날짜를 특정 일자(예: 11.13.)로 정하여 최소 2주 전(예: 10.30.)에 공지하고, 해당 일시에 전원 일괄 실시한다.</w:t>
       </w:r>
     </w:p>
     <w:p>
@@ -5276,7 +5307,7 @@
     </w:p>
     <w:p>
       <w:pPr>
-        <w:spacing w:after="160" w:line="300"/>
+        <w:spacing w:after="60" w:line="300"/>
       </w:pPr>
       <w:r>
         <w:rPr>
@@ -5286,6 +5317,20 @@
           <w:szCs w:val="20"/>
         </w:rPr>
         <w:t xml:space="preserve">평가 초점: 도서 내용 이해의 정확성 + 자기 주장의 명료성 + 근거의 타당성 + 스스로 정리한 언어로 자신감 있게 답변하는가</w:t>
+      </w:r>
+    </w:p>
+    <w:p>
+      <w:pPr>
+        <w:spacing w:after="160" w:line="300"/>
+      </w:pPr>
+      <w:r>
+        <w:rPr>
+          <w:b w:val="false"/>
+          <w:bCs w:val="false"/>
+          <w:sz w:val="20"/>
+          <w:szCs w:val="20"/>
+        </w:rPr>
+        <w:t xml:space="preserve">실시 방식: 구술면접 실시 날짜를 특정 일자(예: 12.4.)로 정하여 최소 2주 전(예: 11.20.)에 공지하고, 해당 일시에 순차 실시한다.</w:t>
       </w:r>
     </w:p>
     <w:p>
@@ -5876,7 +5921,7 @@
                 <w:sz w:val="18"/>
                 <w:szCs w:val="18"/>
               </w:rPr>
-              <w:t xml:space="preserve">심화활동 3단계 — 논술문 작성(트랙 배정 도서 2권을 핵심 근거로 인용) 및 최소성취수준 보장 지도</w:t>
+              <w:t xml:space="preserve">심화활동 3단계 — 논술 준비(개요·초고·첨삭, 트랙 배정 도서 2권 근거 인용) / 10.30. 실시일 공지 → 11.13. 논술 일괄 실시 / 최소성취수준 보장 지도</w:t>
             </w:r>
           </w:p>
         </w:tc>
@@ -5945,7 +5990,7 @@
                 <w:sz w:val="18"/>
                 <w:szCs w:val="18"/>
               </w:rPr>
-              <w:t xml:space="preserve">심화활동 4단계 — 구술면접 준비·실시 및 학기 마무리</w:t>
+              <w:t xml:space="preserve">심화활동 4단계 — 구술면접 준비 / 11.20. 실시일 공지 → 12.4. 구술면접 실시 / 이후 마무리·피드백</w:t>
             </w:r>
           </w:p>
         </w:tc>
@@ -6001,7 +6046,7 @@
           <w:sz w:val="19"/>
           <w:szCs w:val="19"/>
         </w:rPr>
-        <w:t xml:space="preserve">트랙 배정은 학생의 희망(진로 성향 자기 진단 등)을 반영하여 12월 1주에 확정하고, 이후 토론·논술·구술면접에서 활용할 핵심 근거 도서 2권이 정해지며 동일 트랙으로 끝까지 진행한다.</w:t>
+        <w:t xml:space="preserve">트랙 배정은 학생의 희망(진로 성향 자기 진단 등)을 반영하여 독서 5주차(9.14.~9.18.)에 확정하고, 이후 토론·논술·구술면접에서 활용할 핵심 근거 도서 2권이 정해지며 동일 트랙으로 끝까지 진행한다.</w:t>
       </w:r>
     </w:p>
     <w:p>
@@ -6035,7 +6080,7 @@
           <w:sz w:val="19"/>
           <w:szCs w:val="19"/>
         </w:rPr>
-        <w:t xml:space="preserve">구술면접은 실제 취업·진학 면접의 형식(복장, 인사, 시간 준수 등)을 간단히 안내하여 면접 실전 감각을 함께 익히도록 한다.</w:t>
+        <w:t xml:space="preserve">논술과 구술면접은 특정 실시 날짜를 정해 최소 2주 전에 학생들에게 공지하여, 시험처럼 정해진 일시에 준비해 응시하도록 안내한다.</w:t>
       </w:r>
     </w:p>
     <w:p>
@@ -6052,7 +6097,24 @@
           <w:sz w:val="19"/>
           <w:szCs w:val="19"/>
         </w:rPr>
-        <w:t xml:space="preserve">아침독서 4주기와 심화활동 일정은 학교 행사·시험 일정에 따라 유동적으로 조정할 수 있다.</w:t>
+        <w:t xml:space="preserve">구술면접은 실제 취업·진학 면접의 형식(복장, 인사, 시간 준수 등)을 간단히 안내하여 면접 실전 감각을 함께 익히도록 한다.</w:t>
+      </w:r>
+    </w:p>
+    <w:p>
+      <w:pPr>
+        <w:pStyle w:val="ListParagraph"/>
+        <w:numPr>
+          <w:ilvl w:val="0"/>
+          <w:numId w:val="2"/>
+        </w:numPr>
+        <w:spacing w:after="60" w:line="280"/>
+      </w:pPr>
+      <w:r>
+        <w:rPr>
+          <w:sz w:val="19"/>
+          <w:szCs w:val="19"/>
+        </w:rPr>
+        <w:t xml:space="preserve">아침독서 5주와 심화활동 일정은 학교 행사·시험 일정에 따라 유동적으로 조정할 수 있다.</w:t>
       </w:r>
     </w:p>
     <w:sectPr>

--- a/curriculum_plans/원광보건고_아침10분독서_독서토론논술구술_연계활동계획서.docx
+++ b/curriculum_plans/원광보건고_아침10분독서_독서토론논술구술_연계활동계획서.docx
@@ -143,19 +143,15 @@
         </w:tblBorders>
       </w:tblPr>
       <w:tblGrid>
-        <w:gridCol w:w="500"/>
-        <w:gridCol w:w="2400"/>
-        <w:gridCol w:w="1800"/>
-        <w:gridCol w:w="1800"/>
-        <w:gridCol w:w="1000"/>
-        <w:gridCol w:w="700"/>
-        <w:gridCol w:w="1000"/>
-        <w:gridCol w:w="1266"/>
+        <w:gridCol w:w="900"/>
+        <w:gridCol w:w="3566"/>
+        <w:gridCol w:w="2500"/>
+        <w:gridCol w:w="3500"/>
       </w:tblGrid>
       <w:tr>
         <w:tc>
           <w:tcPr>
-            <w:tcW w:type="dxa" w:w="500"/>
+            <w:tcW w:type="dxa" w:w="900"/>
             <w:tcBorders>
               <w:top w:val="single" w:color="999999" w:sz="4"/>
               <w:left w:val="single" w:color="999999" w:sz="4"/>
@@ -183,13 +179,13 @@
                 <w:sz w:val="18"/>
                 <w:szCs w:val="18"/>
               </w:rPr>
-              <w:t xml:space="preserve">NO</w:t>
-            </w:r>
-          </w:p>
-        </w:tc>
-        <w:tc>
-          <w:tcPr>
-            <w:tcW w:type="dxa" w:w="2400"/>
+              <w:t xml:space="preserve">구분</w:t>
+            </w:r>
+          </w:p>
+        </w:tc>
+        <w:tc>
+          <w:tcPr>
+            <w:tcW w:type="dxa" w:w="3566"/>
             <w:tcBorders>
               <w:top w:val="single" w:color="999999" w:sz="4"/>
               <w:left w:val="single" w:color="999999" w:sz="4"/>
@@ -223,7 +219,7 @@
         </w:tc>
         <w:tc>
           <w:tcPr>
-            <w:tcW w:type="dxa" w:w="1800"/>
+            <w:tcW w:type="dxa" w:w="2500"/>
             <w:tcBorders>
               <w:top w:val="single" w:color="999999" w:sz="4"/>
               <w:left w:val="single" w:color="999999" w:sz="4"/>
@@ -257,7 +253,7 @@
         </w:tc>
         <w:tc>
           <w:tcPr>
-            <w:tcW w:type="dxa" w:w="1800"/>
+            <w:tcW w:type="dxa" w:w="3500"/>
             <w:tcBorders>
               <w:top w:val="single" w:color="999999" w:sz="4"/>
               <w:left w:val="single" w:color="999999" w:sz="4"/>
@@ -286,142 +282,6 @@
                 <w:szCs w:val="18"/>
               </w:rPr>
               <w:t xml:space="preserve">저자</w:t>
-            </w:r>
-          </w:p>
-        </w:tc>
-        <w:tc>
-          <w:tcPr>
-            <w:tcW w:type="dxa" w:w="1000"/>
-            <w:tcBorders>
-              <w:top w:val="single" w:color="999999" w:sz="4"/>
-              <w:left w:val="single" w:color="999999" w:sz="4"/>
-              <w:bottom w:val="single" w:color="999999" w:sz="4"/>
-              <w:right w:val="single" w:color="999999" w:sz="4"/>
-            </w:tcBorders>
-            <w:shd w:fill="2F5496" w:color="auto" w:val="clear"/>
-            <w:tcMar>
-              <w:top w:type="dxa" w:w="60"/>
-              <w:left w:type="dxa" w:w="80"/>
-              <w:bottom w:type="dxa" w:w="60"/>
-              <w:right w:type="dxa" w:w="80"/>
-            </w:tcMar>
-            <w:vAlign w:val="center"/>
-          </w:tcPr>
-          <w:p>
-            <w:pPr>
-              <w:jc w:val="center"/>
-            </w:pPr>
-            <w:r>
-              <w:rPr>
-                <w:b/>
-                <w:bCs/>
-                <w:color w:val="FFFFFF"/>
-                <w:sz w:val="18"/>
-                <w:szCs w:val="18"/>
-              </w:rPr>
-              <w:t xml:space="preserve">정가</w:t>
-            </w:r>
-          </w:p>
-        </w:tc>
-        <w:tc>
-          <w:tcPr>
-            <w:tcW w:type="dxa" w:w="700"/>
-            <w:tcBorders>
-              <w:top w:val="single" w:color="999999" w:sz="4"/>
-              <w:left w:val="single" w:color="999999" w:sz="4"/>
-              <w:bottom w:val="single" w:color="999999" w:sz="4"/>
-              <w:right w:val="single" w:color="999999" w:sz="4"/>
-            </w:tcBorders>
-            <w:shd w:fill="2F5496" w:color="auto" w:val="clear"/>
-            <w:tcMar>
-              <w:top w:type="dxa" w:w="60"/>
-              <w:left w:type="dxa" w:w="80"/>
-              <w:bottom w:type="dxa" w:w="60"/>
-              <w:right w:type="dxa" w:w="80"/>
-            </w:tcMar>
-            <w:vAlign w:val="center"/>
-          </w:tcPr>
-          <w:p>
-            <w:pPr>
-              <w:jc w:val="center"/>
-            </w:pPr>
-            <w:r>
-              <w:rPr>
-                <w:b/>
-                <w:bCs/>
-                <w:color w:val="FFFFFF"/>
-                <w:sz w:val="18"/>
-                <w:szCs w:val="18"/>
-              </w:rPr>
-              <w:t xml:space="preserve">수량</w:t>
-            </w:r>
-          </w:p>
-        </w:tc>
-        <w:tc>
-          <w:tcPr>
-            <w:tcW w:type="dxa" w:w="1000"/>
-            <w:tcBorders>
-              <w:top w:val="single" w:color="999999" w:sz="4"/>
-              <w:left w:val="single" w:color="999999" w:sz="4"/>
-              <w:bottom w:val="single" w:color="999999" w:sz="4"/>
-              <w:right w:val="single" w:color="999999" w:sz="4"/>
-            </w:tcBorders>
-            <w:shd w:fill="2F5496" w:color="auto" w:val="clear"/>
-            <w:tcMar>
-              <w:top w:type="dxa" w:w="60"/>
-              <w:left w:type="dxa" w:w="80"/>
-              <w:bottom w:type="dxa" w:w="60"/>
-              <w:right w:type="dxa" w:w="80"/>
-            </w:tcMar>
-            <w:vAlign w:val="center"/>
-          </w:tcPr>
-          <w:p>
-            <w:pPr>
-              <w:jc w:val="center"/>
-            </w:pPr>
-            <w:r>
-              <w:rPr>
-                <w:b/>
-                <w:bCs/>
-                <w:color w:val="FFFFFF"/>
-                <w:sz w:val="18"/>
-                <w:szCs w:val="18"/>
-              </w:rPr>
-              <w:t xml:space="preserve">단가</w:t>
-            </w:r>
-          </w:p>
-        </w:tc>
-        <w:tc>
-          <w:tcPr>
-            <w:tcW w:type="dxa" w:w="1266"/>
-            <w:tcBorders>
-              <w:top w:val="single" w:color="999999" w:sz="4"/>
-              <w:left w:val="single" w:color="999999" w:sz="4"/>
-              <w:bottom w:val="single" w:color="999999" w:sz="4"/>
-              <w:right w:val="single" w:color="999999" w:sz="4"/>
-            </w:tcBorders>
-            <w:shd w:fill="2F5496" w:color="auto" w:val="clear"/>
-            <w:tcMar>
-              <w:top w:type="dxa" w:w="60"/>
-              <w:left w:type="dxa" w:w="80"/>
-              <w:bottom w:type="dxa" w:w="60"/>
-              <w:right w:type="dxa" w:w="80"/>
-            </w:tcMar>
-            <w:vAlign w:val="center"/>
-          </w:tcPr>
-          <w:p>
-            <w:pPr>
-              <w:jc w:val="center"/>
-            </w:pPr>
-            <w:r>
-              <w:rPr>
-                <w:b/>
-                <w:bCs/>
-                <w:color w:val="FFFFFF"/>
-                <w:sz w:val="18"/>
-                <w:szCs w:val="18"/>
-              </w:rPr>
-              <w:t xml:space="preserve">공급가</w:t>
             </w:r>
           </w:p>
         </w:tc>
@@ -429,29 +289,29 @@
       <w:tr>
         <w:tc>
           <w:tcPr>
-            <w:tcW w:type="dxa" w:w="500"/>
-            <w:tcBorders>
-              <w:top w:val="single" w:color="999999" w:sz="4"/>
-              <w:left w:val="single" w:color="999999" w:sz="4"/>
-              <w:bottom w:val="single" w:color="999999" w:sz="4"/>
-              <w:right w:val="single" w:color="999999" w:sz="4"/>
-            </w:tcBorders>
-            <w:tcMar>
-              <w:top w:type="dxa" w:w="60"/>
-              <w:left w:type="dxa" w:w="80"/>
-              <w:bottom w:type="dxa" w:w="60"/>
-              <w:right w:type="dxa" w:w="80"/>
-            </w:tcMar>
-            <w:vAlign w:val="center"/>
-          </w:tcPr>
-          <w:p>
-            <w:pPr>
-              <w:jc w:val="center"/>
-            </w:pPr>
-            <w:r>
-              <w:rPr>
-                <w:b w:val="false"/>
-                <w:bCs w:val="false"/>
+            <w:tcW w:type="dxa" w:w="900"/>
+            <w:tcBorders>
+              <w:top w:val="single" w:color="999999" w:sz="4"/>
+              <w:left w:val="single" w:color="999999" w:sz="4"/>
+              <w:bottom w:val="single" w:color="999999" w:sz="4"/>
+              <w:right w:val="single" w:color="999999" w:sz="4"/>
+            </w:tcBorders>
+            <w:tcMar>
+              <w:top w:type="dxa" w:w="60"/>
+              <w:left w:type="dxa" w:w="80"/>
+              <w:bottom w:type="dxa" w:w="60"/>
+              <w:right w:type="dxa" w:w="80"/>
+            </w:tcMar>
+            <w:vAlign w:val="center"/>
+          </w:tcPr>
+          <w:p>
+            <w:pPr>
+              <w:jc w:val="center"/>
+            </w:pPr>
+            <w:r>
+              <w:rPr>
+                <w:b/>
+                <w:bCs/>
                 <w:color w:val="000000"/>
                 <w:sz w:val="18"/>
                 <w:szCs w:val="18"/>
@@ -462,7 +322,7 @@
         </w:tc>
         <w:tc>
           <w:tcPr>
-            <w:tcW w:type="dxa" w:w="2400"/>
+            <w:tcW w:type="dxa" w:w="3566"/>
             <w:tcBorders>
               <w:top w:val="single" w:color="999999" w:sz="4"/>
               <w:left w:val="single" w:color="999999" w:sz="4"/>
@@ -495,7 +355,7 @@
         </w:tc>
         <w:tc>
           <w:tcPr>
-            <w:tcW w:type="dxa" w:w="1800"/>
+            <w:tcW w:type="dxa" w:w="2500"/>
             <w:tcBorders>
               <w:top w:val="single" w:color="999999" w:sz="4"/>
               <w:left w:val="single" w:color="999999" w:sz="4"/>
@@ -528,7 +388,7 @@
         </w:tc>
         <w:tc>
           <w:tcPr>
-            <w:tcW w:type="dxa" w:w="1800"/>
+            <w:tcW w:type="dxa" w:w="3500"/>
             <w:tcBorders>
               <w:top w:val="single" w:color="999999" w:sz="4"/>
               <w:left w:val="single" w:color="999999" w:sz="4"/>
@@ -556,138 +416,6 @@
                 <w:szCs w:val="18"/>
               </w:rPr>
               <w:t xml:space="preserve">이선미</w:t>
-            </w:r>
-          </w:p>
-        </w:tc>
-        <w:tc>
-          <w:tcPr>
-            <w:tcW w:type="dxa" w:w="1000"/>
-            <w:tcBorders>
-              <w:top w:val="single" w:color="999999" w:sz="4"/>
-              <w:left w:val="single" w:color="999999" w:sz="4"/>
-              <w:bottom w:val="single" w:color="999999" w:sz="4"/>
-              <w:right w:val="single" w:color="999999" w:sz="4"/>
-            </w:tcBorders>
-            <w:tcMar>
-              <w:top w:type="dxa" w:w="60"/>
-              <w:left w:type="dxa" w:w="80"/>
-              <w:bottom w:type="dxa" w:w="60"/>
-              <w:right w:type="dxa" w:w="80"/>
-            </w:tcMar>
-            <w:vAlign w:val="center"/>
-          </w:tcPr>
-          <w:p>
-            <w:pPr>
-              <w:jc w:val="center"/>
-            </w:pPr>
-            <w:r>
-              <w:rPr>
-                <w:b w:val="false"/>
-                <w:bCs w:val="false"/>
-                <w:color w:val="000000"/>
-                <w:sz w:val="18"/>
-                <w:szCs w:val="18"/>
-              </w:rPr>
-              <w:t xml:space="preserve">17,000</w:t>
-            </w:r>
-          </w:p>
-        </w:tc>
-        <w:tc>
-          <w:tcPr>
-            <w:tcW w:type="dxa" w:w="700"/>
-            <w:tcBorders>
-              <w:top w:val="single" w:color="999999" w:sz="4"/>
-              <w:left w:val="single" w:color="999999" w:sz="4"/>
-              <w:bottom w:val="single" w:color="999999" w:sz="4"/>
-              <w:right w:val="single" w:color="999999" w:sz="4"/>
-            </w:tcBorders>
-            <w:tcMar>
-              <w:top w:type="dxa" w:w="60"/>
-              <w:left w:type="dxa" w:w="80"/>
-              <w:bottom w:type="dxa" w:w="60"/>
-              <w:right w:type="dxa" w:w="80"/>
-            </w:tcMar>
-            <w:vAlign w:val="center"/>
-          </w:tcPr>
-          <w:p>
-            <w:pPr>
-              <w:jc w:val="center"/>
-            </w:pPr>
-            <w:r>
-              <w:rPr>
-                <w:b w:val="false"/>
-                <w:bCs w:val="false"/>
-                <w:color w:val="000000"/>
-                <w:sz w:val="18"/>
-                <w:szCs w:val="18"/>
-              </w:rPr>
-              <w:t xml:space="preserve">15</w:t>
-            </w:r>
-          </w:p>
-        </w:tc>
-        <w:tc>
-          <w:tcPr>
-            <w:tcW w:type="dxa" w:w="1000"/>
-            <w:tcBorders>
-              <w:top w:val="single" w:color="999999" w:sz="4"/>
-              <w:left w:val="single" w:color="999999" w:sz="4"/>
-              <w:bottom w:val="single" w:color="999999" w:sz="4"/>
-              <w:right w:val="single" w:color="999999" w:sz="4"/>
-            </w:tcBorders>
-            <w:tcMar>
-              <w:top w:type="dxa" w:w="60"/>
-              <w:left w:type="dxa" w:w="80"/>
-              <w:bottom w:type="dxa" w:w="60"/>
-              <w:right w:type="dxa" w:w="80"/>
-            </w:tcMar>
-            <w:vAlign w:val="center"/>
-          </w:tcPr>
-          <w:p>
-            <w:pPr>
-              <w:jc w:val="center"/>
-            </w:pPr>
-            <w:r>
-              <w:rPr>
-                <w:b w:val="false"/>
-                <w:bCs w:val="false"/>
-                <w:color w:val="000000"/>
-                <w:sz w:val="18"/>
-                <w:szCs w:val="18"/>
-              </w:rPr>
-              <w:t xml:space="preserve">15,300</w:t>
-            </w:r>
-          </w:p>
-        </w:tc>
-        <w:tc>
-          <w:tcPr>
-            <w:tcW w:type="dxa" w:w="1266"/>
-            <w:tcBorders>
-              <w:top w:val="single" w:color="999999" w:sz="4"/>
-              <w:left w:val="single" w:color="999999" w:sz="4"/>
-              <w:bottom w:val="single" w:color="999999" w:sz="4"/>
-              <w:right w:val="single" w:color="999999" w:sz="4"/>
-            </w:tcBorders>
-            <w:tcMar>
-              <w:top w:type="dxa" w:w="60"/>
-              <w:left w:type="dxa" w:w="80"/>
-              <w:bottom w:type="dxa" w:w="60"/>
-              <w:right w:type="dxa" w:w="80"/>
-            </w:tcMar>
-            <w:vAlign w:val="center"/>
-          </w:tcPr>
-          <w:p>
-            <w:pPr>
-              <w:jc w:val="center"/>
-            </w:pPr>
-            <w:r>
-              <w:rPr>
-                <w:b/>
-                <w:bCs/>
-                <w:color w:val="000000"/>
-                <w:sz w:val="18"/>
-                <w:szCs w:val="18"/>
-              </w:rPr>
-              <w:t xml:space="preserve">229,500</w:t>
             </w:r>
           </w:p>
         </w:tc>
@@ -695,29 +423,29 @@
       <w:tr>
         <w:tc>
           <w:tcPr>
-            <w:tcW w:type="dxa" w:w="500"/>
-            <w:tcBorders>
-              <w:top w:val="single" w:color="999999" w:sz="4"/>
-              <w:left w:val="single" w:color="999999" w:sz="4"/>
-              <w:bottom w:val="single" w:color="999999" w:sz="4"/>
-              <w:right w:val="single" w:color="999999" w:sz="4"/>
-            </w:tcBorders>
-            <w:tcMar>
-              <w:top w:type="dxa" w:w="60"/>
-              <w:left w:type="dxa" w:w="80"/>
-              <w:bottom w:type="dxa" w:w="60"/>
-              <w:right w:type="dxa" w:w="80"/>
-            </w:tcMar>
-            <w:vAlign w:val="center"/>
-          </w:tcPr>
-          <w:p>
-            <w:pPr>
-              <w:jc w:val="center"/>
-            </w:pPr>
-            <w:r>
-              <w:rPr>
-                <w:b w:val="false"/>
-                <w:bCs w:val="false"/>
+            <w:tcW w:type="dxa" w:w="900"/>
+            <w:tcBorders>
+              <w:top w:val="single" w:color="999999" w:sz="4"/>
+              <w:left w:val="single" w:color="999999" w:sz="4"/>
+              <w:bottom w:val="single" w:color="999999" w:sz="4"/>
+              <w:right w:val="single" w:color="999999" w:sz="4"/>
+            </w:tcBorders>
+            <w:tcMar>
+              <w:top w:type="dxa" w:w="60"/>
+              <w:left w:type="dxa" w:w="80"/>
+              <w:bottom w:type="dxa" w:w="60"/>
+              <w:right w:type="dxa" w:w="80"/>
+            </w:tcMar>
+            <w:vAlign w:val="center"/>
+          </w:tcPr>
+          <w:p>
+            <w:pPr>
+              <w:jc w:val="center"/>
+            </w:pPr>
+            <w:r>
+              <w:rPr>
+                <w:b/>
+                <w:bCs/>
                 <w:color w:val="000000"/>
                 <w:sz w:val="18"/>
                 <w:szCs w:val="18"/>
@@ -728,7 +456,7 @@
         </w:tc>
         <w:tc>
           <w:tcPr>
-            <w:tcW w:type="dxa" w:w="2400"/>
+            <w:tcW w:type="dxa" w:w="3566"/>
             <w:tcBorders>
               <w:top w:val="single" w:color="999999" w:sz="4"/>
               <w:left w:val="single" w:color="999999" w:sz="4"/>
@@ -755,205 +483,73 @@
                 <w:sz w:val="18"/>
                 <w:szCs w:val="18"/>
               </w:rPr>
-              <w:t xml:space="preserve">그래도 꼭 해 볼거야</w:t>
-            </w:r>
-          </w:p>
-        </w:tc>
-        <w:tc>
-          <w:tcPr>
-            <w:tcW w:type="dxa" w:w="1800"/>
-            <w:tcBorders>
-              <w:top w:val="single" w:color="999999" w:sz="4"/>
-              <w:left w:val="single" w:color="999999" w:sz="4"/>
-              <w:bottom w:val="single" w:color="999999" w:sz="4"/>
-              <w:right w:val="single" w:color="999999" w:sz="4"/>
-            </w:tcBorders>
-            <w:tcMar>
-              <w:top w:type="dxa" w:w="60"/>
-              <w:left w:type="dxa" w:w="80"/>
-              <w:bottom w:type="dxa" w:w="60"/>
-              <w:right w:type="dxa" w:w="80"/>
-            </w:tcMar>
-            <w:vAlign w:val="center"/>
-          </w:tcPr>
-          <w:p>
-            <w:pPr>
-              <w:jc w:val="center"/>
-            </w:pPr>
-            <w:r>
-              <w:rPr>
-                <w:b w:val="false"/>
-                <w:bCs w:val="false"/>
-                <w:color w:val="000000"/>
-                <w:sz w:val="18"/>
-                <w:szCs w:val="18"/>
-              </w:rPr>
-              <w:t xml:space="preserve">확인 필요*</w:t>
-            </w:r>
-          </w:p>
-        </w:tc>
-        <w:tc>
-          <w:tcPr>
-            <w:tcW w:type="dxa" w:w="1800"/>
-            <w:tcBorders>
-              <w:top w:val="single" w:color="999999" w:sz="4"/>
-              <w:left w:val="single" w:color="999999" w:sz="4"/>
-              <w:bottom w:val="single" w:color="999999" w:sz="4"/>
-              <w:right w:val="single" w:color="999999" w:sz="4"/>
-            </w:tcBorders>
-            <w:tcMar>
-              <w:top w:type="dxa" w:w="60"/>
-              <w:left w:type="dxa" w:w="80"/>
-              <w:bottom w:type="dxa" w:w="60"/>
-              <w:right w:type="dxa" w:w="80"/>
-            </w:tcMar>
-            <w:vAlign w:val="center"/>
-          </w:tcPr>
-          <w:p>
-            <w:pPr>
-              <w:jc w:val="center"/>
-            </w:pPr>
-            <w:r>
-              <w:rPr>
-                <w:b w:val="false"/>
-                <w:bCs w:val="false"/>
-                <w:color w:val="000000"/>
-                <w:sz w:val="18"/>
-                <w:szCs w:val="18"/>
-              </w:rPr>
-              <w:t xml:space="preserve">확인 필요*</w:t>
-            </w:r>
-          </w:p>
-        </w:tc>
-        <w:tc>
-          <w:tcPr>
-            <w:tcW w:type="dxa" w:w="1000"/>
-            <w:tcBorders>
-              <w:top w:val="single" w:color="999999" w:sz="4"/>
-              <w:left w:val="single" w:color="999999" w:sz="4"/>
-              <w:bottom w:val="single" w:color="999999" w:sz="4"/>
-              <w:right w:val="single" w:color="999999" w:sz="4"/>
-            </w:tcBorders>
-            <w:tcMar>
-              <w:top w:type="dxa" w:w="60"/>
-              <w:left w:type="dxa" w:w="80"/>
-              <w:bottom w:type="dxa" w:w="60"/>
-              <w:right w:type="dxa" w:w="80"/>
-            </w:tcMar>
-            <w:vAlign w:val="center"/>
-          </w:tcPr>
-          <w:p>
-            <w:pPr>
-              <w:jc w:val="center"/>
-            </w:pPr>
-            <w:r>
-              <w:rPr>
-                <w:b w:val="false"/>
-                <w:bCs w:val="false"/>
-                <w:color w:val="000000"/>
-                <w:sz w:val="18"/>
-                <w:szCs w:val="18"/>
-              </w:rPr>
-              <w:t xml:space="preserve">13,000</w:t>
-            </w:r>
-          </w:p>
-        </w:tc>
-        <w:tc>
-          <w:tcPr>
-            <w:tcW w:type="dxa" w:w="700"/>
-            <w:tcBorders>
-              <w:top w:val="single" w:color="999999" w:sz="4"/>
-              <w:left w:val="single" w:color="999999" w:sz="4"/>
-              <w:bottom w:val="single" w:color="999999" w:sz="4"/>
-              <w:right w:val="single" w:color="999999" w:sz="4"/>
-            </w:tcBorders>
-            <w:tcMar>
-              <w:top w:type="dxa" w:w="60"/>
-              <w:left w:type="dxa" w:w="80"/>
-              <w:bottom w:type="dxa" w:w="60"/>
-              <w:right w:type="dxa" w:w="80"/>
-            </w:tcMar>
-            <w:vAlign w:val="center"/>
-          </w:tcPr>
-          <w:p>
-            <w:pPr>
-              <w:jc w:val="center"/>
-            </w:pPr>
-            <w:r>
-              <w:rPr>
-                <w:b w:val="false"/>
-                <w:bCs w:val="false"/>
-                <w:color w:val="000000"/>
-                <w:sz w:val="18"/>
-                <w:szCs w:val="18"/>
-              </w:rPr>
-              <w:t xml:space="preserve">15</w:t>
-            </w:r>
-          </w:p>
-        </w:tc>
-        <w:tc>
-          <w:tcPr>
-            <w:tcW w:type="dxa" w:w="1000"/>
-            <w:tcBorders>
-              <w:top w:val="single" w:color="999999" w:sz="4"/>
-              <w:left w:val="single" w:color="999999" w:sz="4"/>
-              <w:bottom w:val="single" w:color="999999" w:sz="4"/>
-              <w:right w:val="single" w:color="999999" w:sz="4"/>
-            </w:tcBorders>
-            <w:tcMar>
-              <w:top w:type="dxa" w:w="60"/>
-              <w:left w:type="dxa" w:w="80"/>
-              <w:bottom w:type="dxa" w:w="60"/>
-              <w:right w:type="dxa" w:w="80"/>
-            </w:tcMar>
-            <w:vAlign w:val="center"/>
-          </w:tcPr>
-          <w:p>
-            <w:pPr>
-              <w:jc w:val="center"/>
-            </w:pPr>
-            <w:r>
-              <w:rPr>
-                <w:b w:val="false"/>
-                <w:bCs w:val="false"/>
-                <w:color w:val="000000"/>
-                <w:sz w:val="18"/>
-                <w:szCs w:val="18"/>
-              </w:rPr>
-              <w:t xml:space="preserve">11,700</w:t>
-            </w:r>
-          </w:p>
-        </w:tc>
-        <w:tc>
-          <w:tcPr>
-            <w:tcW w:type="dxa" w:w="1266"/>
-            <w:tcBorders>
-              <w:top w:val="single" w:color="999999" w:sz="4"/>
-              <w:left w:val="single" w:color="999999" w:sz="4"/>
-              <w:bottom w:val="single" w:color="999999" w:sz="4"/>
-              <w:right w:val="single" w:color="999999" w:sz="4"/>
-            </w:tcBorders>
-            <w:tcMar>
-              <w:top w:type="dxa" w:w="60"/>
-              <w:left w:type="dxa" w:w="80"/>
-              <w:bottom w:type="dxa" w:w="60"/>
-              <w:right w:type="dxa" w:w="80"/>
-            </w:tcMar>
-            <w:vAlign w:val="center"/>
-          </w:tcPr>
-          <w:p>
-            <w:pPr>
-              <w:jc w:val="center"/>
-            </w:pPr>
-            <w:r>
-              <w:rPr>
-                <w:b/>
-                <w:bCs/>
-                <w:color w:val="000000"/>
-                <w:sz w:val="18"/>
-                <w:szCs w:val="18"/>
-              </w:rPr>
-              <w:t xml:space="preserve">175,500</w:t>
+              <w:t xml:space="preserve">그래도 꼭 해 볼 거야!</w:t>
+            </w:r>
+          </w:p>
+        </w:tc>
+        <w:tc>
+          <w:tcPr>
+            <w:tcW w:type="dxa" w:w="2500"/>
+            <w:tcBorders>
+              <w:top w:val="single" w:color="999999" w:sz="4"/>
+              <w:left w:val="single" w:color="999999" w:sz="4"/>
+              <w:bottom w:val="single" w:color="999999" w:sz="4"/>
+              <w:right w:val="single" w:color="999999" w:sz="4"/>
+            </w:tcBorders>
+            <w:tcMar>
+              <w:top w:type="dxa" w:w="60"/>
+              <w:left w:type="dxa" w:w="80"/>
+              <w:bottom w:type="dxa" w:w="60"/>
+              <w:right w:type="dxa" w:w="80"/>
+            </w:tcMar>
+            <w:vAlign w:val="center"/>
+          </w:tcPr>
+          <w:p>
+            <w:pPr>
+              <w:jc w:val="center"/>
+            </w:pPr>
+            <w:r>
+              <w:rPr>
+                <w:b w:val="false"/>
+                <w:bCs w:val="false"/>
+                <w:color w:val="000000"/>
+                <w:sz w:val="18"/>
+                <w:szCs w:val="18"/>
+              </w:rPr>
+              <w:t xml:space="preserve">북베어</w:t>
+            </w:r>
+          </w:p>
+        </w:tc>
+        <w:tc>
+          <w:tcPr>
+            <w:tcW w:type="dxa" w:w="3500"/>
+            <w:tcBorders>
+              <w:top w:val="single" w:color="999999" w:sz="4"/>
+              <w:left w:val="single" w:color="999999" w:sz="4"/>
+              <w:bottom w:val="single" w:color="999999" w:sz="4"/>
+              <w:right w:val="single" w:color="999999" w:sz="4"/>
+            </w:tcBorders>
+            <w:tcMar>
+              <w:top w:type="dxa" w:w="60"/>
+              <w:left w:type="dxa" w:w="80"/>
+              <w:bottom w:type="dxa" w:w="60"/>
+              <w:right w:type="dxa" w:w="80"/>
+            </w:tcMar>
+            <w:vAlign w:val="center"/>
+          </w:tcPr>
+          <w:p>
+            <w:pPr>
+              <w:jc w:val="center"/>
+            </w:pPr>
+            <w:r>
+              <w:rPr>
+                <w:b w:val="false"/>
+                <w:bCs w:val="false"/>
+                <w:color w:val="000000"/>
+                <w:sz w:val="18"/>
+                <w:szCs w:val="18"/>
+              </w:rPr>
+              <w:t xml:space="preserve">킴 힐야드(장미란 옮김)</w:t>
             </w:r>
           </w:p>
         </w:tc>
@@ -961,40 +557,40 @@
       <w:tr>
         <w:tc>
           <w:tcPr>
-            <w:tcW w:type="dxa" w:w="500"/>
-            <w:tcBorders>
-              <w:top w:val="single" w:color="999999" w:sz="4"/>
-              <w:left w:val="single" w:color="999999" w:sz="4"/>
-              <w:bottom w:val="single" w:color="999999" w:sz="4"/>
-              <w:right w:val="single" w:color="999999" w:sz="4"/>
-            </w:tcBorders>
-            <w:tcMar>
-              <w:top w:type="dxa" w:w="60"/>
-              <w:left w:type="dxa" w:w="80"/>
-              <w:bottom w:type="dxa" w:w="60"/>
-              <w:right w:type="dxa" w:w="80"/>
-            </w:tcMar>
-            <w:vAlign w:val="center"/>
-          </w:tcPr>
-          <w:p>
-            <w:pPr>
-              <w:jc w:val="center"/>
-            </w:pPr>
-            <w:r>
-              <w:rPr>
-                <w:b w:val="false"/>
-                <w:bCs w:val="false"/>
-                <w:color w:val="000000"/>
-                <w:sz w:val="18"/>
-                <w:szCs w:val="18"/>
-              </w:rPr>
-              <w:t xml:space="preserve">4</w:t>
-            </w:r>
-          </w:p>
-        </w:tc>
-        <w:tc>
-          <w:tcPr>
-            <w:tcW w:type="dxa" w:w="2400"/>
+            <w:tcW w:type="dxa" w:w="900"/>
+            <w:tcBorders>
+              <w:top w:val="single" w:color="999999" w:sz="4"/>
+              <w:left w:val="single" w:color="999999" w:sz="4"/>
+              <w:bottom w:val="single" w:color="999999" w:sz="4"/>
+              <w:right w:val="single" w:color="999999" w:sz="4"/>
+            </w:tcBorders>
+            <w:tcMar>
+              <w:top w:type="dxa" w:w="60"/>
+              <w:left w:type="dxa" w:w="80"/>
+              <w:bottom w:type="dxa" w:w="60"/>
+              <w:right w:type="dxa" w:w="80"/>
+            </w:tcMar>
+            <w:vAlign w:val="center"/>
+          </w:tcPr>
+          <w:p>
+            <w:pPr>
+              <w:jc w:val="center"/>
+            </w:pPr>
+            <w:r>
+              <w:rPr>
+                <w:b/>
+                <w:bCs/>
+                <w:color w:val="000000"/>
+                <w:sz w:val="18"/>
+                <w:szCs w:val="18"/>
+              </w:rPr>
+              <w:t xml:space="preserve">3</w:t>
+            </w:r>
+          </w:p>
+        </w:tc>
+        <w:tc>
+          <w:tcPr>
+            <w:tcW w:type="dxa" w:w="3566"/>
             <w:tcBorders>
               <w:top w:val="single" w:color="999999" w:sz="4"/>
               <w:left w:val="single" w:color="999999" w:sz="4"/>
@@ -1027,7 +623,7 @@
         </w:tc>
         <w:tc>
           <w:tcPr>
-            <w:tcW w:type="dxa" w:w="1800"/>
+            <w:tcW w:type="dxa" w:w="2500"/>
             <w:tcBorders>
               <w:top w:val="single" w:color="999999" w:sz="4"/>
               <w:left w:val="single" w:color="999999" w:sz="4"/>
@@ -1060,7 +656,7 @@
         </w:tc>
         <w:tc>
           <w:tcPr>
-            <w:tcW w:type="dxa" w:w="1800"/>
+            <w:tcW w:type="dxa" w:w="3500"/>
             <w:tcBorders>
               <w:top w:val="single" w:color="999999" w:sz="4"/>
               <w:left w:val="single" w:color="999999" w:sz="4"/>
@@ -1088,138 +684,6 @@
                 <w:szCs w:val="18"/>
               </w:rPr>
               <w:t xml:space="preserve">박성우</w:t>
-            </w:r>
-          </w:p>
-        </w:tc>
-        <w:tc>
-          <w:tcPr>
-            <w:tcW w:type="dxa" w:w="1000"/>
-            <w:tcBorders>
-              <w:top w:val="single" w:color="999999" w:sz="4"/>
-              <w:left w:val="single" w:color="999999" w:sz="4"/>
-              <w:bottom w:val="single" w:color="999999" w:sz="4"/>
-              <w:right w:val="single" w:color="999999" w:sz="4"/>
-            </w:tcBorders>
-            <w:tcMar>
-              <w:top w:type="dxa" w:w="60"/>
-              <w:left w:type="dxa" w:w="80"/>
-              <w:bottom w:type="dxa" w:w="60"/>
-              <w:right w:type="dxa" w:w="80"/>
-            </w:tcMar>
-            <w:vAlign w:val="center"/>
-          </w:tcPr>
-          <w:p>
-            <w:pPr>
-              <w:jc w:val="center"/>
-            </w:pPr>
-            <w:r>
-              <w:rPr>
-                <w:b w:val="false"/>
-                <w:bCs w:val="false"/>
-                <w:color w:val="000000"/>
-                <w:sz w:val="18"/>
-                <w:szCs w:val="18"/>
-              </w:rPr>
-              <w:t xml:space="preserve">15,000</w:t>
-            </w:r>
-          </w:p>
-        </w:tc>
-        <w:tc>
-          <w:tcPr>
-            <w:tcW w:type="dxa" w:w="700"/>
-            <w:tcBorders>
-              <w:top w:val="single" w:color="999999" w:sz="4"/>
-              <w:left w:val="single" w:color="999999" w:sz="4"/>
-              <w:bottom w:val="single" w:color="999999" w:sz="4"/>
-              <w:right w:val="single" w:color="999999" w:sz="4"/>
-            </w:tcBorders>
-            <w:tcMar>
-              <w:top w:type="dxa" w:w="60"/>
-              <w:left w:type="dxa" w:w="80"/>
-              <w:bottom w:type="dxa" w:w="60"/>
-              <w:right w:type="dxa" w:w="80"/>
-            </w:tcMar>
-            <w:vAlign w:val="center"/>
-          </w:tcPr>
-          <w:p>
-            <w:pPr>
-              <w:jc w:val="center"/>
-            </w:pPr>
-            <w:r>
-              <w:rPr>
-                <w:b w:val="false"/>
-                <w:bCs w:val="false"/>
-                <w:color w:val="000000"/>
-                <w:sz w:val="18"/>
-                <w:szCs w:val="18"/>
-              </w:rPr>
-              <w:t xml:space="preserve">15</w:t>
-            </w:r>
-          </w:p>
-        </w:tc>
-        <w:tc>
-          <w:tcPr>
-            <w:tcW w:type="dxa" w:w="1000"/>
-            <w:tcBorders>
-              <w:top w:val="single" w:color="999999" w:sz="4"/>
-              <w:left w:val="single" w:color="999999" w:sz="4"/>
-              <w:bottom w:val="single" w:color="999999" w:sz="4"/>
-              <w:right w:val="single" w:color="999999" w:sz="4"/>
-            </w:tcBorders>
-            <w:tcMar>
-              <w:top w:type="dxa" w:w="60"/>
-              <w:left w:type="dxa" w:w="80"/>
-              <w:bottom w:type="dxa" w:w="60"/>
-              <w:right w:type="dxa" w:w="80"/>
-            </w:tcMar>
-            <w:vAlign w:val="center"/>
-          </w:tcPr>
-          <w:p>
-            <w:pPr>
-              <w:jc w:val="center"/>
-            </w:pPr>
-            <w:r>
-              <w:rPr>
-                <w:b w:val="false"/>
-                <w:bCs w:val="false"/>
-                <w:color w:val="000000"/>
-                <w:sz w:val="18"/>
-                <w:szCs w:val="18"/>
-              </w:rPr>
-              <w:t xml:space="preserve">13,500</w:t>
-            </w:r>
-          </w:p>
-        </w:tc>
-        <w:tc>
-          <w:tcPr>
-            <w:tcW w:type="dxa" w:w="1266"/>
-            <w:tcBorders>
-              <w:top w:val="single" w:color="999999" w:sz="4"/>
-              <w:left w:val="single" w:color="999999" w:sz="4"/>
-              <w:bottom w:val="single" w:color="999999" w:sz="4"/>
-              <w:right w:val="single" w:color="999999" w:sz="4"/>
-            </w:tcBorders>
-            <w:tcMar>
-              <w:top w:type="dxa" w:w="60"/>
-              <w:left w:type="dxa" w:w="80"/>
-              <w:bottom w:type="dxa" w:w="60"/>
-              <w:right w:type="dxa" w:w="80"/>
-            </w:tcMar>
-            <w:vAlign w:val="center"/>
-          </w:tcPr>
-          <w:p>
-            <w:pPr>
-              <w:jc w:val="center"/>
-            </w:pPr>
-            <w:r>
-              <w:rPr>
-                <w:b/>
-                <w:bCs/>
-                <w:color w:val="000000"/>
-                <w:sz w:val="18"/>
-                <w:szCs w:val="18"/>
-              </w:rPr>
-              <w:t xml:space="preserve">202,500</w:t>
             </w:r>
           </w:p>
         </w:tc>
@@ -1227,40 +691,40 @@
       <w:tr>
         <w:tc>
           <w:tcPr>
-            <w:tcW w:type="dxa" w:w="500"/>
-            <w:tcBorders>
-              <w:top w:val="single" w:color="999999" w:sz="4"/>
-              <w:left w:val="single" w:color="999999" w:sz="4"/>
-              <w:bottom w:val="single" w:color="999999" w:sz="4"/>
-              <w:right w:val="single" w:color="999999" w:sz="4"/>
-            </w:tcBorders>
-            <w:tcMar>
-              <w:top w:type="dxa" w:w="60"/>
-              <w:left w:type="dxa" w:w="80"/>
-              <w:bottom w:type="dxa" w:w="60"/>
-              <w:right w:type="dxa" w:w="80"/>
-            </w:tcMar>
-            <w:vAlign w:val="center"/>
-          </w:tcPr>
-          <w:p>
-            <w:pPr>
-              <w:jc w:val="center"/>
-            </w:pPr>
-            <w:r>
-              <w:rPr>
-                <w:b w:val="false"/>
-                <w:bCs w:val="false"/>
-                <w:color w:val="000000"/>
-                <w:sz w:val="18"/>
-                <w:szCs w:val="18"/>
-              </w:rPr>
-              <w:t xml:space="preserve">5</w:t>
-            </w:r>
-          </w:p>
-        </w:tc>
-        <w:tc>
-          <w:tcPr>
-            <w:tcW w:type="dxa" w:w="2400"/>
+            <w:tcW w:type="dxa" w:w="900"/>
+            <w:tcBorders>
+              <w:top w:val="single" w:color="999999" w:sz="4"/>
+              <w:left w:val="single" w:color="999999" w:sz="4"/>
+              <w:bottom w:val="single" w:color="999999" w:sz="4"/>
+              <w:right w:val="single" w:color="999999" w:sz="4"/>
+            </w:tcBorders>
+            <w:tcMar>
+              <w:top w:type="dxa" w:w="60"/>
+              <w:left w:type="dxa" w:w="80"/>
+              <w:bottom w:type="dxa" w:w="60"/>
+              <w:right w:type="dxa" w:w="80"/>
+            </w:tcMar>
+            <w:vAlign w:val="center"/>
+          </w:tcPr>
+          <w:p>
+            <w:pPr>
+              <w:jc w:val="center"/>
+            </w:pPr>
+            <w:r>
+              <w:rPr>
+                <w:b/>
+                <w:bCs/>
+                <w:color w:val="000000"/>
+                <w:sz w:val="18"/>
+                <w:szCs w:val="18"/>
+              </w:rPr>
+              <w:t xml:space="preserve">4</w:t>
+            </w:r>
+          </w:p>
+        </w:tc>
+        <w:tc>
+          <w:tcPr>
+            <w:tcW w:type="dxa" w:w="3566"/>
             <w:tcBorders>
               <w:top w:val="single" w:color="999999" w:sz="4"/>
               <w:left w:val="single" w:color="999999" w:sz="4"/>
@@ -1293,7 +757,7 @@
         </w:tc>
         <w:tc>
           <w:tcPr>
-            <w:tcW w:type="dxa" w:w="1800"/>
+            <w:tcW w:type="dxa" w:w="2500"/>
             <w:tcBorders>
               <w:top w:val="single" w:color="999999" w:sz="4"/>
               <w:left w:val="single" w:color="999999" w:sz="4"/>
@@ -1326,7 +790,7 @@
         </w:tc>
         <w:tc>
           <w:tcPr>
-            <w:tcW w:type="dxa" w:w="1800"/>
+            <w:tcW w:type="dxa" w:w="3500"/>
             <w:tcBorders>
               <w:top w:val="single" w:color="999999" w:sz="4"/>
               <w:left w:val="single" w:color="999999" w:sz="4"/>
@@ -1354,432 +818,11 @@
                 <w:szCs w:val="18"/>
               </w:rPr>
               <w:t xml:space="preserve">다비드 칼리</w:t>
-            </w:r>
-          </w:p>
-        </w:tc>
-        <w:tc>
-          <w:tcPr>
-            <w:tcW w:type="dxa" w:w="1000"/>
-            <w:tcBorders>
-              <w:top w:val="single" w:color="999999" w:sz="4"/>
-              <w:left w:val="single" w:color="999999" w:sz="4"/>
-              <w:bottom w:val="single" w:color="999999" w:sz="4"/>
-              <w:right w:val="single" w:color="999999" w:sz="4"/>
-            </w:tcBorders>
-            <w:tcMar>
-              <w:top w:type="dxa" w:w="60"/>
-              <w:left w:type="dxa" w:w="80"/>
-              <w:bottom w:type="dxa" w:w="60"/>
-              <w:right w:type="dxa" w:w="80"/>
-            </w:tcMar>
-            <w:vAlign w:val="center"/>
-          </w:tcPr>
-          <w:p>
-            <w:pPr>
-              <w:jc w:val="center"/>
-            </w:pPr>
-            <w:r>
-              <w:rPr>
-                <w:b w:val="false"/>
-                <w:bCs w:val="false"/>
-                <w:color w:val="000000"/>
-                <w:sz w:val="18"/>
-                <w:szCs w:val="18"/>
-              </w:rPr>
-              <w:t xml:space="preserve">14,000</w:t>
-            </w:r>
-          </w:p>
-        </w:tc>
-        <w:tc>
-          <w:tcPr>
-            <w:tcW w:type="dxa" w:w="700"/>
-            <w:tcBorders>
-              <w:top w:val="single" w:color="999999" w:sz="4"/>
-              <w:left w:val="single" w:color="999999" w:sz="4"/>
-              <w:bottom w:val="single" w:color="999999" w:sz="4"/>
-              <w:right w:val="single" w:color="999999" w:sz="4"/>
-            </w:tcBorders>
-            <w:tcMar>
-              <w:top w:type="dxa" w:w="60"/>
-              <w:left w:type="dxa" w:w="80"/>
-              <w:bottom w:type="dxa" w:w="60"/>
-              <w:right w:type="dxa" w:w="80"/>
-            </w:tcMar>
-            <w:vAlign w:val="center"/>
-          </w:tcPr>
-          <w:p>
-            <w:pPr>
-              <w:jc w:val="center"/>
-            </w:pPr>
-            <w:r>
-              <w:rPr>
-                <w:b w:val="false"/>
-                <w:bCs w:val="false"/>
-                <w:color w:val="000000"/>
-                <w:sz w:val="18"/>
-                <w:szCs w:val="18"/>
-              </w:rPr>
-              <w:t xml:space="preserve">15</w:t>
-            </w:r>
-          </w:p>
-        </w:tc>
-        <w:tc>
-          <w:tcPr>
-            <w:tcW w:type="dxa" w:w="1000"/>
-            <w:tcBorders>
-              <w:top w:val="single" w:color="999999" w:sz="4"/>
-              <w:left w:val="single" w:color="999999" w:sz="4"/>
-              <w:bottom w:val="single" w:color="999999" w:sz="4"/>
-              <w:right w:val="single" w:color="999999" w:sz="4"/>
-            </w:tcBorders>
-            <w:tcMar>
-              <w:top w:type="dxa" w:w="60"/>
-              <w:left w:type="dxa" w:w="80"/>
-              <w:bottom w:type="dxa" w:w="60"/>
-              <w:right w:type="dxa" w:w="80"/>
-            </w:tcMar>
-            <w:vAlign w:val="center"/>
-          </w:tcPr>
-          <w:p>
-            <w:pPr>
-              <w:jc w:val="center"/>
-            </w:pPr>
-            <w:r>
-              <w:rPr>
-                <w:b w:val="false"/>
-                <w:bCs w:val="false"/>
-                <w:color w:val="000000"/>
-                <w:sz w:val="18"/>
-                <w:szCs w:val="18"/>
-              </w:rPr>
-              <w:t xml:space="preserve">12,600</w:t>
-            </w:r>
-          </w:p>
-        </w:tc>
-        <w:tc>
-          <w:tcPr>
-            <w:tcW w:type="dxa" w:w="1266"/>
-            <w:tcBorders>
-              <w:top w:val="single" w:color="999999" w:sz="4"/>
-              <w:left w:val="single" w:color="999999" w:sz="4"/>
-              <w:bottom w:val="single" w:color="999999" w:sz="4"/>
-              <w:right w:val="single" w:color="999999" w:sz="4"/>
-            </w:tcBorders>
-            <w:tcMar>
-              <w:top w:type="dxa" w:w="60"/>
-              <w:left w:type="dxa" w:w="80"/>
-              <w:bottom w:type="dxa" w:w="60"/>
-              <w:right w:type="dxa" w:w="80"/>
-            </w:tcMar>
-            <w:vAlign w:val="center"/>
-          </w:tcPr>
-          <w:p>
-            <w:pPr>
-              <w:jc w:val="center"/>
-            </w:pPr>
-            <w:r>
-              <w:rPr>
-                <w:b/>
-                <w:bCs/>
-                <w:color w:val="000000"/>
-                <w:sz w:val="18"/>
-                <w:szCs w:val="18"/>
-              </w:rPr>
-              <w:t xml:space="preserve">189,000</w:t>
-            </w:r>
-          </w:p>
-        </w:tc>
-      </w:tr>
-      <w:tr>
-        <w:tc>
-          <w:tcPr>
-            <w:tcW w:type="dxa" w:w="500"/>
-            <w:tcBorders>
-              <w:top w:val="single" w:color="999999" w:sz="4"/>
-              <w:left w:val="single" w:color="999999" w:sz="4"/>
-              <w:bottom w:val="single" w:color="999999" w:sz="4"/>
-              <w:right w:val="single" w:color="999999" w:sz="4"/>
-            </w:tcBorders>
-            <w:shd w:fill="FFF59D" w:color="auto" w:val="clear"/>
-            <w:tcMar>
-              <w:top w:type="dxa" w:w="60"/>
-              <w:left w:type="dxa" w:w="80"/>
-              <w:bottom w:type="dxa" w:w="60"/>
-              <w:right w:type="dxa" w:w="80"/>
-            </w:tcMar>
-            <w:vAlign w:val="center"/>
-          </w:tcPr>
-          <w:p>
-            <w:pPr>
-              <w:jc w:val="left"/>
-            </w:pPr>
-            <w:r>
-              <w:rPr>
-                <w:b w:val="false"/>
-                <w:bCs w:val="false"/>
-                <w:color w:val="000000"/>
-                <w:sz w:val="18"/>
-                <w:szCs w:val="18"/>
-              </w:rPr>
-              <w:t xml:space="preserve"/>
-            </w:r>
-          </w:p>
-        </w:tc>
-        <w:tc>
-          <w:tcPr>
-            <w:tcW w:type="dxa" w:w="2400"/>
-            <w:tcBorders>
-              <w:top w:val="single" w:color="999999" w:sz="4"/>
-              <w:left w:val="single" w:color="999999" w:sz="4"/>
-              <w:bottom w:val="single" w:color="999999" w:sz="4"/>
-              <w:right w:val="single" w:color="999999" w:sz="4"/>
-            </w:tcBorders>
-            <w:shd w:fill="FFF59D" w:color="auto" w:val="clear"/>
-            <w:tcMar>
-              <w:top w:type="dxa" w:w="60"/>
-              <w:left w:type="dxa" w:w="80"/>
-              <w:bottom w:type="dxa" w:w="60"/>
-              <w:right w:type="dxa" w:w="80"/>
-            </w:tcMar>
-            <w:vAlign w:val="center"/>
-          </w:tcPr>
-          <w:p>
-            <w:pPr>
-              <w:jc w:val="left"/>
-            </w:pPr>
-            <w:r>
-              <w:rPr>
-                <w:b w:val="false"/>
-                <w:bCs w:val="false"/>
-                <w:color w:val="000000"/>
-                <w:sz w:val="18"/>
-                <w:szCs w:val="18"/>
-              </w:rPr>
-              <w:t xml:space="preserve"/>
-            </w:r>
-          </w:p>
-        </w:tc>
-        <w:tc>
-          <w:tcPr>
-            <w:tcW w:type="dxa" w:w="1800"/>
-            <w:tcBorders>
-              <w:top w:val="single" w:color="999999" w:sz="4"/>
-              <w:left w:val="single" w:color="999999" w:sz="4"/>
-              <w:bottom w:val="single" w:color="999999" w:sz="4"/>
-              <w:right w:val="single" w:color="999999" w:sz="4"/>
-            </w:tcBorders>
-            <w:shd w:fill="FFF59D" w:color="auto" w:val="clear"/>
-            <w:tcMar>
-              <w:top w:type="dxa" w:w="60"/>
-              <w:left w:type="dxa" w:w="80"/>
-              <w:bottom w:type="dxa" w:w="60"/>
-              <w:right w:type="dxa" w:w="80"/>
-            </w:tcMar>
-            <w:vAlign w:val="center"/>
-          </w:tcPr>
-          <w:p>
-            <w:pPr>
-              <w:jc w:val="left"/>
-            </w:pPr>
-            <w:r>
-              <w:rPr>
-                <w:b w:val="false"/>
-                <w:bCs w:val="false"/>
-                <w:color w:val="000000"/>
-                <w:sz w:val="18"/>
-                <w:szCs w:val="18"/>
-              </w:rPr>
-              <w:t xml:space="preserve"/>
-            </w:r>
-          </w:p>
-        </w:tc>
-        <w:tc>
-          <w:tcPr>
-            <w:tcW w:type="dxa" w:w="1800"/>
-            <w:tcBorders>
-              <w:top w:val="single" w:color="999999" w:sz="4"/>
-              <w:left w:val="single" w:color="999999" w:sz="4"/>
-              <w:bottom w:val="single" w:color="999999" w:sz="4"/>
-              <w:right w:val="single" w:color="999999" w:sz="4"/>
-            </w:tcBorders>
-            <w:shd w:fill="FFF59D" w:color="auto" w:val="clear"/>
-            <w:tcMar>
-              <w:top w:type="dxa" w:w="60"/>
-              <w:left w:type="dxa" w:w="80"/>
-              <w:bottom w:type="dxa" w:w="60"/>
-              <w:right w:type="dxa" w:w="80"/>
-            </w:tcMar>
-            <w:vAlign w:val="center"/>
-          </w:tcPr>
-          <w:p>
-            <w:pPr>
-              <w:jc w:val="left"/>
-            </w:pPr>
-            <w:r>
-              <w:rPr>
-                <w:b w:val="false"/>
-                <w:bCs w:val="false"/>
-                <w:color w:val="000000"/>
-                <w:sz w:val="18"/>
-                <w:szCs w:val="18"/>
-              </w:rPr>
-              <w:t xml:space="preserve"/>
-            </w:r>
-          </w:p>
-        </w:tc>
-        <w:tc>
-          <w:tcPr>
-            <w:tcW w:type="dxa" w:w="1000"/>
-            <w:tcBorders>
-              <w:top w:val="single" w:color="999999" w:sz="4"/>
-              <w:left w:val="single" w:color="999999" w:sz="4"/>
-              <w:bottom w:val="single" w:color="999999" w:sz="4"/>
-              <w:right w:val="single" w:color="999999" w:sz="4"/>
-            </w:tcBorders>
-            <w:shd w:fill="FFF59D" w:color="auto" w:val="clear"/>
-            <w:tcMar>
-              <w:top w:type="dxa" w:w="60"/>
-              <w:left w:type="dxa" w:w="80"/>
-              <w:bottom w:type="dxa" w:w="60"/>
-              <w:right w:type="dxa" w:w="80"/>
-            </w:tcMar>
-            <w:vAlign w:val="center"/>
-          </w:tcPr>
-          <w:p>
-            <w:pPr>
-              <w:jc w:val="left"/>
-            </w:pPr>
-            <w:r>
-              <w:rPr>
-                <w:b w:val="false"/>
-                <w:bCs w:val="false"/>
-                <w:color w:val="000000"/>
-                <w:sz w:val="18"/>
-                <w:szCs w:val="18"/>
-              </w:rPr>
-              <w:t xml:space="preserve"/>
-            </w:r>
-          </w:p>
-        </w:tc>
-        <w:tc>
-          <w:tcPr>
-            <w:tcW w:type="dxa" w:w="700"/>
-            <w:tcBorders>
-              <w:top w:val="single" w:color="999999" w:sz="4"/>
-              <w:left w:val="single" w:color="999999" w:sz="4"/>
-              <w:bottom w:val="single" w:color="999999" w:sz="4"/>
-              <w:right w:val="single" w:color="999999" w:sz="4"/>
-            </w:tcBorders>
-            <w:shd w:fill="FFF59D" w:color="auto" w:val="clear"/>
-            <w:tcMar>
-              <w:top w:type="dxa" w:w="60"/>
-              <w:left w:type="dxa" w:w="80"/>
-              <w:bottom w:type="dxa" w:w="60"/>
-              <w:right w:type="dxa" w:w="80"/>
-            </w:tcMar>
-            <w:vAlign w:val="center"/>
-          </w:tcPr>
-          <w:p>
-            <w:pPr>
-              <w:jc w:val="left"/>
-            </w:pPr>
-            <w:r>
-              <w:rPr>
-                <w:b w:val="false"/>
-                <w:bCs w:val="false"/>
-                <w:color w:val="000000"/>
-                <w:sz w:val="18"/>
-                <w:szCs w:val="18"/>
-              </w:rPr>
-              <w:t xml:space="preserve"/>
-            </w:r>
-          </w:p>
-        </w:tc>
-        <w:tc>
-          <w:tcPr>
-            <w:tcW w:type="dxa" w:w="1000"/>
-            <w:tcBorders>
-              <w:top w:val="single" w:color="999999" w:sz="4"/>
-              <w:left w:val="single" w:color="999999" w:sz="4"/>
-              <w:bottom w:val="single" w:color="999999" w:sz="4"/>
-              <w:right w:val="single" w:color="999999" w:sz="4"/>
-            </w:tcBorders>
-            <w:shd w:fill="FFF59D" w:color="auto" w:val="clear"/>
-            <w:tcMar>
-              <w:top w:type="dxa" w:w="60"/>
-              <w:left w:type="dxa" w:w="80"/>
-              <w:bottom w:type="dxa" w:w="60"/>
-              <w:right w:type="dxa" w:w="80"/>
-            </w:tcMar>
-            <w:vAlign w:val="center"/>
-          </w:tcPr>
-          <w:p>
-            <w:pPr>
-              <w:jc w:val="center"/>
-            </w:pPr>
-            <w:r>
-              <w:rPr>
-                <w:b/>
-                <w:bCs/>
-                <w:color w:val="000000"/>
-                <w:sz w:val="18"/>
-                <w:szCs w:val="18"/>
-              </w:rPr>
-              <w:t xml:space="preserve">합계</w:t>
-            </w:r>
-          </w:p>
-        </w:tc>
-        <w:tc>
-          <w:tcPr>
-            <w:tcW w:type="dxa" w:w="1266"/>
-            <w:tcBorders>
-              <w:top w:val="single" w:color="999999" w:sz="4"/>
-              <w:left w:val="single" w:color="999999" w:sz="4"/>
-              <w:bottom w:val="single" w:color="999999" w:sz="4"/>
-              <w:right w:val="single" w:color="999999" w:sz="4"/>
-            </w:tcBorders>
-            <w:shd w:fill="FFF59D" w:color="auto" w:val="clear"/>
-            <w:tcMar>
-              <w:top w:type="dxa" w:w="60"/>
-              <w:left w:type="dxa" w:w="80"/>
-              <w:bottom w:type="dxa" w:w="60"/>
-              <w:right w:type="dxa" w:w="80"/>
-            </w:tcMar>
-            <w:vAlign w:val="center"/>
-          </w:tcPr>
-          <w:p>
-            <w:pPr>
-              <w:jc w:val="center"/>
-            </w:pPr>
-            <w:r>
-              <w:rPr>
-                <w:b/>
-                <w:bCs/>
-                <w:color w:val="000000"/>
-                <w:sz w:val="18"/>
-                <w:szCs w:val="18"/>
-              </w:rPr>
-              <w:t xml:space="preserve">796,500</w:t>
             </w:r>
           </w:p>
         </w:tc>
       </w:tr>
     </w:tbl>
-    <w:p>
-      <w:pPr>
-        <w:spacing w:after="200" w:line="260"/>
-      </w:pPr>
-      <w:r>
-        <w:rPr>
-          <w:i/>
-          <w:iCs/>
-          <w:color w:val="555555"/>
-          <w:sz w:val="17"/>
-          <w:szCs w:val="17"/>
-        </w:rPr>
-        <w:t xml:space="preserve">* 「그래도 꼭 해 볼거야」의 출판사·저자 정보는 원본 구입 목록 이미지 판독이 불확실하여 표기하였다. 실제 서지정보로 확인 후 수정 바람.</w:t>
-      </w:r>
-    </w:p>
     <w:p>
       <w:pPr>
         <w:pStyle w:val="Heading2"/>
@@ -2408,7 +1451,7 @@
                 <w:sz w:val="18"/>
                 <w:szCs w:val="18"/>
               </w:rPr>
-              <w:t xml:space="preserve">『그래도 꼭 해 볼거야』</w:t>
+              <w:t xml:space="preserve">『그래도 꼭 해 볼 거야』</w:t>
             </w:r>
           </w:p>
         </w:tc>
@@ -2987,7 +2030,7 @@
                 <w:sz w:val="18"/>
                 <w:szCs w:val="18"/>
               </w:rPr>
-              <w:t xml:space="preserve">그래도 꼭 해 볼거야</w:t>
+              <w:t xml:space="preserve">그래도 꼭 해 볼 거야</w:t>
             </w:r>
           </w:p>
         </w:tc>
@@ -3996,7 +3039,7 @@
                 <w:sz w:val="18"/>
                 <w:szCs w:val="18"/>
               </w:rPr>
-              <w:t xml:space="preserve">『열두 살 장래 희망』+『그래도 꼭 해 볼거야』</w:t>
+              <w:t xml:space="preserve">『열두 살 장래 희망』+『그래도 꼭 해 볼 거야』</w:t>
             </w:r>
           </w:p>
         </w:tc>
@@ -4570,7 +3613,8 @@
       </w:tblPr>
       <w:tblGrid>
         <w:gridCol w:w="1400"/>
-        <w:gridCol w:w="9066"/>
+        <w:gridCol w:w="1800"/>
+        <w:gridCol w:w="7266"/>
       </w:tblGrid>
       <w:tr>
         <w:tc>
@@ -4609,7 +3653,41 @@
         </w:tc>
         <w:tc>
           <w:tcPr>
-            <w:tcW w:type="dxa" w:w="9066"/>
+            <w:tcW w:type="dxa" w:w="1800"/>
+            <w:tcBorders>
+              <w:top w:val="single" w:color="999999" w:sz="4"/>
+              <w:left w:val="single" w:color="999999" w:sz="4"/>
+              <w:bottom w:val="single" w:color="999999" w:sz="4"/>
+              <w:right w:val="single" w:color="999999" w:sz="4"/>
+            </w:tcBorders>
+            <w:shd w:fill="2F5496" w:color="auto" w:val="clear"/>
+            <w:tcMar>
+              <w:top w:type="dxa" w:w="60"/>
+              <w:left w:type="dxa" w:w="80"/>
+              <w:bottom w:type="dxa" w:w="60"/>
+              <w:right w:type="dxa" w:w="80"/>
+            </w:tcMar>
+            <w:vAlign w:val="center"/>
+          </w:tcPr>
+          <w:p>
+            <w:pPr>
+              <w:jc w:val="center"/>
+            </w:pPr>
+            <w:r>
+              <w:rPr>
+                <w:b/>
+                <w:bCs/>
+                <w:color w:val="FFFFFF"/>
+                <w:sz w:val="18"/>
+                <w:szCs w:val="18"/>
+              </w:rPr>
+              <w:t xml:space="preserve">유형</w:t>
+            </w:r>
+          </w:p>
+        </w:tc>
+        <w:tc>
+          <w:tcPr>
+            <w:tcW w:type="dxa" w:w="7266"/>
             <w:tcBorders>
               <w:top w:val="single" w:color="999999" w:sz="4"/>
               <w:left w:val="single" w:color="999999" w:sz="4"/>
@@ -4679,7 +3757,41 @@
         </w:tc>
         <w:tc>
           <w:tcPr>
-            <w:tcW w:type="dxa" w:w="9066"/>
+            <w:tcW w:type="dxa" w:w="1800"/>
+            <w:tcBorders>
+              <w:top w:val="single" w:color="999999" w:sz="4"/>
+              <w:left w:val="single" w:color="999999" w:sz="4"/>
+              <w:bottom w:val="single" w:color="999999" w:sz="4"/>
+              <w:right w:val="single" w:color="999999" w:sz="4"/>
+            </w:tcBorders>
+            <w:shd w:fill="EDEFF7" w:color="auto" w:val="clear"/>
+            <w:tcMar>
+              <w:top w:type="dxa" w:w="60"/>
+              <w:left w:type="dxa" w:w="80"/>
+              <w:bottom w:type="dxa" w:w="60"/>
+              <w:right w:type="dxa" w:w="80"/>
+            </w:tcMar>
+            <w:vAlign w:val="center"/>
+          </w:tcPr>
+          <w:p>
+            <w:pPr>
+              <w:jc w:val="center"/>
+            </w:pPr>
+            <w:r>
+              <w:rPr>
+                <w:b w:val="false"/>
+                <w:bCs w:val="false"/>
+                <w:color w:val="000000"/>
+                <w:sz w:val="18"/>
+                <w:szCs w:val="18"/>
+              </w:rPr>
+              <w:t xml:space="preserve">직업 선택형</w:t>
+            </w:r>
+          </w:p>
+        </w:tc>
+        <w:tc>
+          <w:tcPr>
+            <w:tcW w:type="dxa" w:w="7266"/>
             <w:tcBorders>
               <w:top w:val="single" w:color="999999" w:sz="4"/>
               <w:left w:val="single" w:color="999999" w:sz="4"/>
@@ -4742,13 +3854,150 @@
                 <w:sz w:val="18"/>
                 <w:szCs w:val="18"/>
               </w:rPr>
+              <w:t xml:space="preserve">A트랙</w:t>
+            </w:r>
+          </w:p>
+        </w:tc>
+        <w:tc>
+          <w:tcPr>
+            <w:tcW w:type="dxa" w:w="1800"/>
+            <w:tcBorders>
+              <w:top w:val="single" w:color="999999" w:sz="4"/>
+              <w:left w:val="single" w:color="999999" w:sz="4"/>
+              <w:bottom w:val="single" w:color="999999" w:sz="4"/>
+              <w:right w:val="single" w:color="999999" w:sz="4"/>
+            </w:tcBorders>
+            <w:shd w:fill="EDEFF7" w:color="auto" w:val="clear"/>
+            <w:tcMar>
+              <w:top w:type="dxa" w:w="60"/>
+              <w:left w:type="dxa" w:w="80"/>
+              <w:bottom w:type="dxa" w:w="60"/>
+              <w:right w:type="dxa" w:w="80"/>
+            </w:tcMar>
+            <w:vAlign w:val="center"/>
+          </w:tcPr>
+          <w:p>
+            <w:pPr>
+              <w:jc w:val="center"/>
+            </w:pPr>
+            <w:r>
+              <w:rPr>
+                <w:b w:val="false"/>
+                <w:bCs w:val="false"/>
+                <w:color w:val="000000"/>
+                <w:sz w:val="18"/>
+                <w:szCs w:val="18"/>
+              </w:rPr>
+              <w:t xml:space="preserve">확장형</w:t>
+            </w:r>
+          </w:p>
+        </w:tc>
+        <w:tc>
+          <w:tcPr>
+            <w:tcW w:type="dxa" w:w="7266"/>
+            <w:tcBorders>
+              <w:top w:val="single" w:color="999999" w:sz="4"/>
+              <w:left w:val="single" w:color="999999" w:sz="4"/>
+              <w:bottom w:val="single" w:color="999999" w:sz="4"/>
+              <w:right w:val="single" w:color="999999" w:sz="4"/>
+            </w:tcBorders>
+            <w:tcMar>
+              <w:top w:type="dxa" w:w="60"/>
+              <w:left w:type="dxa" w:w="80"/>
+              <w:bottom w:type="dxa" w:w="60"/>
+              <w:right w:type="dxa" w:w="80"/>
+            </w:tcMar>
+            <w:vAlign w:val="center"/>
+          </w:tcPr>
+          <w:p>
+            <w:pPr>
+              <w:jc w:val="left"/>
+            </w:pPr>
+            <w:r>
+              <w:rPr>
+                <w:b w:val="false"/>
+                <w:bCs w:val="false"/>
+                <w:color w:val="000000"/>
+                <w:sz w:val="18"/>
+                <w:szCs w:val="18"/>
+              </w:rPr>
+              <w:t xml:space="preserve">타인의 기대보다 자기 자신이 원하는 것을 우선해야 한다</w:t>
+            </w:r>
+          </w:p>
+        </w:tc>
+      </w:tr>
+      <w:tr>
+        <w:tc>
+          <w:tcPr>
+            <w:tcW w:type="dxa" w:w="1400"/>
+            <w:tcBorders>
+              <w:top w:val="single" w:color="999999" w:sz="4"/>
+              <w:left w:val="single" w:color="999999" w:sz="4"/>
+              <w:bottom w:val="single" w:color="999999" w:sz="4"/>
+              <w:right w:val="single" w:color="999999" w:sz="4"/>
+            </w:tcBorders>
+            <w:shd w:fill="EDEFF7" w:color="auto" w:val="clear"/>
+            <w:tcMar>
+              <w:top w:type="dxa" w:w="60"/>
+              <w:left w:type="dxa" w:w="80"/>
+              <w:bottom w:type="dxa" w:w="60"/>
+              <w:right w:type="dxa" w:w="80"/>
+            </w:tcMar>
+            <w:vAlign w:val="center"/>
+          </w:tcPr>
+          <w:p>
+            <w:pPr>
+              <w:jc w:val="center"/>
+            </w:pPr>
+            <w:r>
+              <w:rPr>
+                <w:b/>
+                <w:bCs/>
+                <w:color w:val="000000"/>
+                <w:sz w:val="18"/>
+                <w:szCs w:val="18"/>
+              </w:rPr>
               <w:t xml:space="preserve">B트랙</w:t>
             </w:r>
           </w:p>
         </w:tc>
         <w:tc>
           <w:tcPr>
-            <w:tcW w:type="dxa" w:w="9066"/>
+            <w:tcW w:type="dxa" w:w="1800"/>
+            <w:tcBorders>
+              <w:top w:val="single" w:color="999999" w:sz="4"/>
+              <w:left w:val="single" w:color="999999" w:sz="4"/>
+              <w:bottom w:val="single" w:color="999999" w:sz="4"/>
+              <w:right w:val="single" w:color="999999" w:sz="4"/>
+            </w:tcBorders>
+            <w:shd w:fill="EDEFF7" w:color="auto" w:val="clear"/>
+            <w:tcMar>
+              <w:top w:type="dxa" w:w="60"/>
+              <w:left w:type="dxa" w:w="80"/>
+              <w:bottom w:type="dxa" w:w="60"/>
+              <w:right w:type="dxa" w:w="80"/>
+            </w:tcMar>
+            <w:vAlign w:val="center"/>
+          </w:tcPr>
+          <w:p>
+            <w:pPr>
+              <w:jc w:val="center"/>
+            </w:pPr>
+            <w:r>
+              <w:rPr>
+                <w:b w:val="false"/>
+                <w:bCs w:val="false"/>
+                <w:color w:val="000000"/>
+                <w:sz w:val="18"/>
+                <w:szCs w:val="18"/>
+              </w:rPr>
+              <w:t xml:space="preserve">직업 선택형</w:t>
+            </w:r>
+          </w:p>
+        </w:tc>
+        <w:tc>
+          <w:tcPr>
+            <w:tcW w:type="dxa" w:w="7266"/>
             <w:tcBorders>
               <w:top w:val="single" w:color="999999" w:sz="4"/>
               <w:left w:val="single" w:color="999999" w:sz="4"/>
@@ -4776,11 +4025,129 @@
                 <w:szCs w:val="18"/>
               </w:rPr>
               <w:t xml:space="preserve">특성화고 학생은 안정적인 직업보다 정말 하고 싶은 일에 도전해야 한다</w:t>
+            </w:r>
+          </w:p>
+        </w:tc>
+      </w:tr>
+      <w:tr>
+        <w:tc>
+          <w:tcPr>
+            <w:tcW w:type="dxa" w:w="1400"/>
+            <w:tcBorders>
+              <w:top w:val="single" w:color="999999" w:sz="4"/>
+              <w:left w:val="single" w:color="999999" w:sz="4"/>
+              <w:bottom w:val="single" w:color="999999" w:sz="4"/>
+              <w:right w:val="single" w:color="999999" w:sz="4"/>
+            </w:tcBorders>
+            <w:shd w:fill="EDEFF7" w:color="auto" w:val="clear"/>
+            <w:tcMar>
+              <w:top w:type="dxa" w:w="60"/>
+              <w:left w:type="dxa" w:w="80"/>
+              <w:bottom w:type="dxa" w:w="60"/>
+              <w:right w:type="dxa" w:w="80"/>
+            </w:tcMar>
+            <w:vAlign w:val="center"/>
+          </w:tcPr>
+          <w:p>
+            <w:pPr>
+              <w:jc w:val="center"/>
+            </w:pPr>
+            <w:r>
+              <w:rPr>
+                <w:b/>
+                <w:bCs/>
+                <w:color w:val="000000"/>
+                <w:sz w:val="18"/>
+                <w:szCs w:val="18"/>
+              </w:rPr>
+              <w:t xml:space="preserve">B트랙</w:t>
+            </w:r>
+          </w:p>
+        </w:tc>
+        <w:tc>
+          <w:tcPr>
+            <w:tcW w:type="dxa" w:w="1800"/>
+            <w:tcBorders>
+              <w:top w:val="single" w:color="999999" w:sz="4"/>
+              <w:left w:val="single" w:color="999999" w:sz="4"/>
+              <w:bottom w:val="single" w:color="999999" w:sz="4"/>
+              <w:right w:val="single" w:color="999999" w:sz="4"/>
+            </w:tcBorders>
+            <w:shd w:fill="EDEFF7" w:color="auto" w:val="clear"/>
+            <w:tcMar>
+              <w:top w:type="dxa" w:w="60"/>
+              <w:left w:type="dxa" w:w="80"/>
+              <w:bottom w:type="dxa" w:w="60"/>
+              <w:right w:type="dxa" w:w="80"/>
+            </w:tcMar>
+            <w:vAlign w:val="center"/>
+          </w:tcPr>
+          <w:p>
+            <w:pPr>
+              <w:jc w:val="center"/>
+            </w:pPr>
+            <w:r>
+              <w:rPr>
+                <w:b w:val="false"/>
+                <w:bCs w:val="false"/>
+                <w:color w:val="000000"/>
+                <w:sz w:val="18"/>
+                <w:szCs w:val="18"/>
+              </w:rPr>
+              <w:t xml:space="preserve">확장형</w:t>
+            </w:r>
+          </w:p>
+        </w:tc>
+        <w:tc>
+          <w:tcPr>
+            <w:tcW w:type="dxa" w:w="7266"/>
+            <w:tcBorders>
+              <w:top w:val="single" w:color="999999" w:sz="4"/>
+              <w:left w:val="single" w:color="999999" w:sz="4"/>
+              <w:bottom w:val="single" w:color="999999" w:sz="4"/>
+              <w:right w:val="single" w:color="999999" w:sz="4"/>
+            </w:tcBorders>
+            <w:tcMar>
+              <w:top w:type="dxa" w:w="60"/>
+              <w:left w:type="dxa" w:w="80"/>
+              <w:bottom w:type="dxa" w:w="60"/>
+              <w:right w:type="dxa" w:w="80"/>
+            </w:tcMar>
+            <w:vAlign w:val="center"/>
+          </w:tcPr>
+          <w:p>
+            <w:pPr>
+              <w:jc w:val="left"/>
+            </w:pPr>
+            <w:r>
+              <w:rPr>
+                <w:b w:val="false"/>
+                <w:bCs w:val="false"/>
+                <w:color w:val="000000"/>
+                <w:sz w:val="18"/>
+                <w:szCs w:val="18"/>
+              </w:rPr>
+              <w:t xml:space="preserve">성공적인 삶을 위해서는 실패를 두려워하지 않고 도전하는 것이 가장 중요하다</w:t>
             </w:r>
           </w:p>
         </w:tc>
       </w:tr>
     </w:tbl>
+    <w:p>
+      <w:pPr>
+        <w:spacing w:after="200" w:line="260"/>
+      </w:pPr>
+      <w:r>
+        <w:rPr>
+          <w:i/>
+          <w:iCs/>
+          <w:color w:val="555555"/>
+          <w:sz w:val="17"/>
+          <w:szCs w:val="17"/>
+        </w:rPr>
+        <w:t xml:space="preserve">※ 같은 트랙 안에서도 '직업 선택형'과 '확장형' 중 원하는 논제를 선택하여 토론할 수 있다. 직업 선택형은 진로·직업 문제에 직접 초점을 맞추고, 확장형은 같은 주제 의식을 삶 전반의 문제로 넓혀 다루어 학생의 선택권을 확대한다.</w:t>
+      </w:r>
+    </w:p>
     <w:p>
       <w:pPr>
         <w:pStyle w:val="ListParagraph"/>
@@ -4862,7 +4229,7 @@
           <w:sz w:val="19"/>
           <w:szCs w:val="19"/>
         </w:rPr>
-        <w:t xml:space="preserve">논제는 토론과 동일(자기 트랙 논제 중 찬/반 택1하여 논증)</w:t>
+        <w:t xml:space="preserve">논제는 토론과 동일(자기 트랙에서 다룬 논제 중 찬/반 택1하여 논증)</w:t>
       </w:r>
     </w:p>
     <w:p>
@@ -5714,7 +5081,7 @@
                 <w:sz w:val="18"/>
                 <w:szCs w:val="18"/>
               </w:rPr>
-              <w:t xml:space="preserve">아침 10분 독서 — 『그래도 꼭 해 볼거야』, 독서일지 작성</w:t>
+              <w:t xml:space="preserve">아침 10분 독서 — 『그래도 꼭 해 볼 거야』, 독서일지 작성</w:t>
             </w:r>
           </w:p>
         </w:tc>

--- a/curriculum_plans/원광보건고_아침10분독서_독서토론논술구술_연계활동계획서.docx
+++ b/curriculum_plans/원광보건고_아침10분독서_독서토론논술구술_연계활동계획서.docx
@@ -3596,6 +3596,36 @@
           <w:sz w:val="20"/>
           <w:szCs w:val="20"/>
         </w:rPr>
+        <w:t xml:space="preserve">토론은 승패를 가르는 경쟁토론(찬반 논제)과, 승패 없이 생각을 나누는 비경쟁토론(하브루타식 대화 논제) 중 학급 상황에 맞게 선택하거나 병행하여 운영한다.</w:t>
+      </w:r>
+    </w:p>
+    <w:p>
+      <w:pPr>
+        <w:pStyle w:val="Heading3"/>
+        <w:spacing w:after="100" w:before="200"/>
+      </w:pPr>
+      <w:r>
+        <w:rPr>
+          <w:b/>
+          <w:bCs/>
+          <w:color w:val="1F3864"/>
+          <w:sz w:val="20"/>
+          <w:szCs w:val="20"/>
+        </w:rPr>
+        <w:t xml:space="preserve">가) 경쟁토론(찬반 논제)</w:t>
+      </w:r>
+    </w:p>
+    <w:p>
+      <w:pPr>
+        <w:spacing w:after="160" w:line="300"/>
+      </w:pPr>
+      <w:r>
+        <w:rPr>
+          <w:b w:val="false"/>
+          <w:bCs w:val="false"/>
+          <w:sz w:val="20"/>
+          <w:szCs w:val="20"/>
+        </w:rPr>
         <w:t xml:space="preserve">기존 「독서-토론-논술-구술면접 연계 프로젝트형 수행평가 계획서」의 개요서 작성 → 입론서 작성 → 토론 실습 절차를 그대로 적용한다. 4권을 모두 읽었더라도 토론 논제와 관련된 트랙 배정 도서 2권의 내용을 핵심 근거로 삼아 개요서·입론서를 구성한다.</w:t>
       </w:r>
     </w:p>
@@ -4127,7 +4157,7 @@
                 <w:sz w:val="18"/>
                 <w:szCs w:val="18"/>
               </w:rPr>
-              <w:t xml:space="preserve">성공적인 삶을 위해서는 실패를 두려워하지 않고 도전하는 것이 가장 중요하다</w:t>
+              <w:t xml:space="preserve">새로운 일에 도전할 때는 완벽하게 준비한 후에 시작해야 한다</w:t>
             </w:r>
           </w:p>
         </w:tc>
@@ -4146,6 +4176,21 @@
           <w:szCs w:val="17"/>
         </w:rPr>
         <w:t xml:space="preserve">※ 같은 트랙 안에서도 '직업 선택형'과 '확장형' 중 원하는 논제를 선택하여 토론할 수 있다. 직업 선택형은 진로·직업 문제에 직접 초점을 맞추고, 확장형은 같은 주제 의식을 삶 전반의 문제로 넓혀 다루어 학생의 선택권을 확대한다.</w:t>
+      </w:r>
+    </w:p>
+    <w:p>
+      <w:pPr>
+        <w:spacing w:after="200" w:line="260"/>
+      </w:pPr>
+      <w:r>
+        <w:rPr>
+          <w:i/>
+          <w:iCs/>
+          <w:color w:val="555555"/>
+          <w:sz w:val="17"/>
+          <w:szCs w:val="17"/>
+        </w:rPr>
+        <w:t xml:space="preserve">※ 논제 적합성 검토: 좋은 찬반 논제는 ①단일 쟁점, ②찬반 논거가 대등한 비중으로 성립, ③최상급·모호한 표현 지양이라는 조건을 갖추어야 한다. 기존 B트랙 확장형 논제('실패를 두려워하지 않는 도전이 가장 중요하다')는 '가장'이라는 최상급 표현 때문에 반대 측이 깨끗하게 부정할 논거를 만들기 어려워 찬반 대립이 약했다. 이에 '완벽한 준비 후 시작 vs 준비가 부족해도 일단 시작'이라는 대등한 이분 구도로 수정하였다. 나머지 3개 논제는 찬반 논거가 대등하게 성립하여 그대로 유지하였다.</w:t>
       </w:r>
     </w:p>
     <w:p>
@@ -4201,20 +4246,397 @@
     </w:p>
     <w:p>
       <w:pPr>
-        <w:pStyle w:val="Heading2"/>
-        <w:spacing w:after="120" w:before="260"/>
+        <w:pStyle w:val="Heading3"/>
+        <w:spacing w:after="100" w:before="200"/>
       </w:pPr>
       <w:r>
         <w:rPr>
           <w:b/>
           <w:bCs/>
-          <w:color w:val="2F5496"/>
-          <w:sz w:val="23"/>
-          <w:szCs w:val="23"/>
-        </w:rPr>
-        <w:t xml:space="preserve">5. 3단계 — 논술</w:t>
-      </w:r>
-    </w:p>
+          <w:color w:val="1F3864"/>
+          <w:sz w:val="20"/>
+          <w:szCs w:val="20"/>
+        </w:rPr>
+        <w:t xml:space="preserve">나) 비경쟁토론(하브루타식 대화 논제)</w:t>
+      </w:r>
+    </w:p>
+    <w:p>
+      <w:pPr>
+        <w:spacing w:after="160" w:line="300"/>
+      </w:pPr>
+      <w:r>
+        <w:rPr>
+          <w:b w:val="false"/>
+          <w:bCs w:val="false"/>
+          <w:sz w:val="20"/>
+          <w:szCs w:val="20"/>
+        </w:rPr>
+        <w:t xml:space="preserve">승패나 찬반 입장 없이, 짝과 질문·답변을 주고받으며 생각을 나누는 하브루타식 대화 방식이다. 도서별로 개방형 질문을 제시하며, 정답이 없는 질문이므로 서로의 생각과 경험을 자유롭게 나누는 데 중점을 둔다.</w:t>
+      </w:r>
+    </w:p>
+    <w:tbl>
+      <w:tblPr>
+        <w:tblW w:type="dxa" w:w="10466"/>
+        <w:tblBorders>
+          <w:top w:val="single" w:color="auto" w:sz="4"/>
+          <w:left w:val="single" w:color="auto" w:sz="4"/>
+          <w:bottom w:val="single" w:color="auto" w:sz="4"/>
+          <w:right w:val="single" w:color="auto" w:sz="4"/>
+          <w:insideH w:val="single" w:color="auto" w:sz="4"/>
+          <w:insideV w:val="single" w:color="auto" w:sz="4"/>
+        </w:tblBorders>
+      </w:tblPr>
+      <w:tblGrid>
+        <w:gridCol w:w="3200"/>
+        <w:gridCol w:w="7266"/>
+      </w:tblGrid>
+      <w:tr>
+        <w:tc>
+          <w:tcPr>
+            <w:tcW w:type="dxa" w:w="3200"/>
+            <w:tcBorders>
+              <w:top w:val="single" w:color="999999" w:sz="4"/>
+              <w:left w:val="single" w:color="999999" w:sz="4"/>
+              <w:bottom w:val="single" w:color="999999" w:sz="4"/>
+              <w:right w:val="single" w:color="999999" w:sz="4"/>
+            </w:tcBorders>
+            <w:shd w:fill="2F5496" w:color="auto" w:val="clear"/>
+            <w:tcMar>
+              <w:top w:type="dxa" w:w="60"/>
+              <w:left w:type="dxa" w:w="80"/>
+              <w:bottom w:type="dxa" w:w="60"/>
+              <w:right w:type="dxa" w:w="80"/>
+            </w:tcMar>
+            <w:vAlign w:val="center"/>
+          </w:tcPr>
+          <w:p>
+            <w:pPr>
+              <w:jc w:val="center"/>
+            </w:pPr>
+            <w:r>
+              <w:rPr>
+                <w:b/>
+                <w:bCs/>
+                <w:color w:val="FFFFFF"/>
+                <w:sz w:val="18"/>
+                <w:szCs w:val="18"/>
+              </w:rPr>
+              <w:t xml:space="preserve">관련 도서</w:t>
+            </w:r>
+          </w:p>
+        </w:tc>
+        <w:tc>
+          <w:tcPr>
+            <w:tcW w:type="dxa" w:w="7266"/>
+            <w:tcBorders>
+              <w:top w:val="single" w:color="999999" w:sz="4"/>
+              <w:left w:val="single" w:color="999999" w:sz="4"/>
+              <w:bottom w:val="single" w:color="999999" w:sz="4"/>
+              <w:right w:val="single" w:color="999999" w:sz="4"/>
+            </w:tcBorders>
+            <w:shd w:fill="2F5496" w:color="auto" w:val="clear"/>
+            <w:tcMar>
+              <w:top w:type="dxa" w:w="60"/>
+              <w:left w:type="dxa" w:w="80"/>
+              <w:bottom w:type="dxa" w:w="60"/>
+              <w:right w:type="dxa" w:w="80"/>
+            </w:tcMar>
+            <w:vAlign w:val="center"/>
+          </w:tcPr>
+          <w:p>
+            <w:pPr>
+              <w:jc w:val="center"/>
+            </w:pPr>
+            <w:r>
+              <w:rPr>
+                <w:b/>
+                <w:bCs/>
+                <w:color w:val="FFFFFF"/>
+                <w:sz w:val="18"/>
+                <w:szCs w:val="18"/>
+              </w:rPr>
+              <w:t xml:space="preserve">대화 논제(개방형 질문)</w:t>
+            </w:r>
+          </w:p>
+        </w:tc>
+      </w:tr>
+      <w:tr>
+        <w:tc>
+          <w:tcPr>
+            <w:tcW w:type="dxa" w:w="3200"/>
+            <w:tcBorders>
+              <w:top w:val="single" w:color="999999" w:sz="4"/>
+              <w:left w:val="single" w:color="999999" w:sz="4"/>
+              <w:bottom w:val="single" w:color="999999" w:sz="4"/>
+              <w:right w:val="single" w:color="999999" w:sz="4"/>
+            </w:tcBorders>
+            <w:shd w:fill="EDEFF7" w:color="auto" w:val="clear"/>
+            <w:tcMar>
+              <w:top w:type="dxa" w:w="60"/>
+              <w:left w:type="dxa" w:w="80"/>
+              <w:bottom w:type="dxa" w:w="60"/>
+              <w:right w:type="dxa" w:w="80"/>
+            </w:tcMar>
+            <w:vAlign w:val="center"/>
+          </w:tcPr>
+          <w:p>
+            <w:pPr>
+              <w:jc w:val="center"/>
+            </w:pPr>
+            <w:r>
+              <w:rPr>
+                <w:b/>
+                <w:bCs/>
+                <w:color w:val="000000"/>
+                <w:sz w:val="18"/>
+                <w:szCs w:val="18"/>
+              </w:rPr>
+              <w:t xml:space="preserve">『난 커서 어른이 되면 말이야』</w:t>
+            </w:r>
+          </w:p>
+        </w:tc>
+        <w:tc>
+          <w:tcPr>
+            <w:tcW w:type="dxa" w:w="7266"/>
+            <w:tcBorders>
+              <w:top w:val="single" w:color="999999" w:sz="4"/>
+              <w:left w:val="single" w:color="999999" w:sz="4"/>
+              <w:bottom w:val="single" w:color="999999" w:sz="4"/>
+              <w:right w:val="single" w:color="999999" w:sz="4"/>
+            </w:tcBorders>
+            <w:tcMar>
+              <w:top w:type="dxa" w:w="60"/>
+              <w:left w:type="dxa" w:w="80"/>
+              <w:bottom w:type="dxa" w:w="60"/>
+              <w:right w:type="dxa" w:w="80"/>
+            </w:tcMar>
+            <w:vAlign w:val="center"/>
+          </w:tcPr>
+          <w:p>
+            <w:pPr>
+              <w:jc w:val="left"/>
+            </w:pPr>
+            <w:r>
+              <w:rPr>
+                <w:b w:val="false"/>
+                <w:bCs w:val="false"/>
+                <w:color w:val="000000"/>
+                <w:sz w:val="18"/>
+                <w:szCs w:val="18"/>
+              </w:rPr>
+              <w:t xml:space="preserve">나는 커서 무엇이 되고 싶은가? 그렇게 생각하게 된 이유는 무엇인가?</w:t>
+            </w:r>
+          </w:p>
+        </w:tc>
+      </w:tr>
+      <w:tr>
+        <w:tc>
+          <w:tcPr>
+            <w:tcW w:type="dxa" w:w="3200"/>
+            <w:tcBorders>
+              <w:top w:val="single" w:color="999999" w:sz="4"/>
+              <w:left w:val="single" w:color="999999" w:sz="4"/>
+              <w:bottom w:val="single" w:color="999999" w:sz="4"/>
+              <w:right w:val="single" w:color="999999" w:sz="4"/>
+            </w:tcBorders>
+            <w:shd w:fill="EDEFF7" w:color="auto" w:val="clear"/>
+            <w:tcMar>
+              <w:top w:type="dxa" w:w="60"/>
+              <w:left w:type="dxa" w:w="80"/>
+              <w:bottom w:type="dxa" w:w="60"/>
+              <w:right w:type="dxa" w:w="80"/>
+            </w:tcMar>
+            <w:vAlign w:val="center"/>
+          </w:tcPr>
+          <w:p>
+            <w:pPr>
+              <w:jc w:val="center"/>
+            </w:pPr>
+            <w:r>
+              <w:rPr>
+                <w:b/>
+                <w:bCs/>
+                <w:color w:val="000000"/>
+                <w:sz w:val="18"/>
+                <w:szCs w:val="18"/>
+              </w:rPr>
+              <w:t xml:space="preserve">『그래도 꼭 해 볼 거야!』</w:t>
+            </w:r>
+          </w:p>
+        </w:tc>
+        <w:tc>
+          <w:tcPr>
+            <w:tcW w:type="dxa" w:w="7266"/>
+            <w:tcBorders>
+              <w:top w:val="single" w:color="999999" w:sz="4"/>
+              <w:left w:val="single" w:color="999999" w:sz="4"/>
+              <w:bottom w:val="single" w:color="999999" w:sz="4"/>
+              <w:right w:val="single" w:color="999999" w:sz="4"/>
+            </w:tcBorders>
+            <w:tcMar>
+              <w:top w:type="dxa" w:w="60"/>
+              <w:left w:type="dxa" w:w="80"/>
+              <w:bottom w:type="dxa" w:w="60"/>
+              <w:right w:type="dxa" w:w="80"/>
+            </w:tcMar>
+            <w:vAlign w:val="center"/>
+          </w:tcPr>
+          <w:p>
+            <w:pPr>
+              <w:jc w:val="left"/>
+            </w:pPr>
+            <w:r>
+              <w:rPr>
+                <w:b w:val="false"/>
+                <w:bCs w:val="false"/>
+                <w:color w:val="000000"/>
+                <w:sz w:val="18"/>
+                <w:szCs w:val="18"/>
+              </w:rPr>
+              <w:t xml:space="preserve">포기하고 싶었지만 끝까지 해본 경험이 있다면 무엇인가? 그때 기분이 어땠는가?</w:t>
+            </w:r>
+          </w:p>
+        </w:tc>
+      </w:tr>
+      <w:tr>
+        <w:tc>
+          <w:tcPr>
+            <w:tcW w:type="dxa" w:w="3200"/>
+            <w:tcBorders>
+              <w:top w:val="single" w:color="999999" w:sz="4"/>
+              <w:left w:val="single" w:color="999999" w:sz="4"/>
+              <w:bottom w:val="single" w:color="999999" w:sz="4"/>
+              <w:right w:val="single" w:color="999999" w:sz="4"/>
+            </w:tcBorders>
+            <w:shd w:fill="EDEFF7" w:color="auto" w:val="clear"/>
+            <w:tcMar>
+              <w:top w:type="dxa" w:w="60"/>
+              <w:left w:type="dxa" w:w="80"/>
+              <w:bottom w:type="dxa" w:w="60"/>
+              <w:right w:type="dxa" w:w="80"/>
+            </w:tcMar>
+            <w:vAlign w:val="center"/>
+          </w:tcPr>
+          <w:p>
+            <w:pPr>
+              <w:jc w:val="center"/>
+            </w:pPr>
+            <w:r>
+              <w:rPr>
+                <w:b/>
+                <w:bCs/>
+                <w:color w:val="000000"/>
+                <w:sz w:val="18"/>
+                <w:szCs w:val="18"/>
+              </w:rPr>
+              <w:t xml:space="preserve">『열두 살 장래 희망』</w:t>
+            </w:r>
+          </w:p>
+        </w:tc>
+        <w:tc>
+          <w:tcPr>
+            <w:tcW w:type="dxa" w:w="7266"/>
+            <w:tcBorders>
+              <w:top w:val="single" w:color="999999" w:sz="4"/>
+              <w:left w:val="single" w:color="999999" w:sz="4"/>
+              <w:bottom w:val="single" w:color="999999" w:sz="4"/>
+              <w:right w:val="single" w:color="999999" w:sz="4"/>
+            </w:tcBorders>
+            <w:tcMar>
+              <w:top w:type="dxa" w:w="60"/>
+              <w:left w:type="dxa" w:w="80"/>
+              <w:bottom w:type="dxa" w:w="60"/>
+              <w:right w:type="dxa" w:w="80"/>
+            </w:tcMar>
+            <w:vAlign w:val="center"/>
+          </w:tcPr>
+          <w:p>
+            <w:pPr>
+              <w:jc w:val="left"/>
+            </w:pPr>
+            <w:r>
+              <w:rPr>
+                <w:b w:val="false"/>
+                <w:bCs w:val="false"/>
+                <w:color w:val="000000"/>
+                <w:sz w:val="18"/>
+                <w:szCs w:val="18"/>
+              </w:rPr>
+              <w:t xml:space="preserve">책에서 몰랐던 직업 중 새롭게 알게 되어 흥미로웠던 것은 무엇인가?</w:t>
+            </w:r>
+          </w:p>
+        </w:tc>
+      </w:tr>
+      <w:tr>
+        <w:tc>
+          <w:tcPr>
+            <w:tcW w:type="dxa" w:w="3200"/>
+            <w:tcBorders>
+              <w:top w:val="single" w:color="999999" w:sz="4"/>
+              <w:left w:val="single" w:color="999999" w:sz="4"/>
+              <w:bottom w:val="single" w:color="999999" w:sz="4"/>
+              <w:right w:val="single" w:color="999999" w:sz="4"/>
+            </w:tcBorders>
+            <w:shd w:fill="EDEFF7" w:color="auto" w:val="clear"/>
+            <w:tcMar>
+              <w:top w:type="dxa" w:w="60"/>
+              <w:left w:type="dxa" w:w="80"/>
+              <w:bottom w:type="dxa" w:w="60"/>
+              <w:right w:type="dxa" w:w="80"/>
+            </w:tcMar>
+            <w:vAlign w:val="center"/>
+          </w:tcPr>
+          <w:p>
+            <w:pPr>
+              <w:jc w:val="center"/>
+            </w:pPr>
+            <w:r>
+              <w:rPr>
+                <w:b/>
+                <w:bCs/>
+                <w:color w:val="000000"/>
+                <w:sz w:val="18"/>
+                <w:szCs w:val="18"/>
+              </w:rPr>
+              <w:t xml:space="preserve">『진짜 내 소원』</w:t>
+            </w:r>
+          </w:p>
+        </w:tc>
+        <w:tc>
+          <w:tcPr>
+            <w:tcW w:type="dxa" w:w="7266"/>
+            <w:tcBorders>
+              <w:top w:val="single" w:color="999999" w:sz="4"/>
+              <w:left w:val="single" w:color="999999" w:sz="4"/>
+              <w:bottom w:val="single" w:color="999999" w:sz="4"/>
+              <w:right w:val="single" w:color="999999" w:sz="4"/>
+            </w:tcBorders>
+            <w:tcMar>
+              <w:top w:type="dxa" w:w="60"/>
+              <w:left w:type="dxa" w:w="80"/>
+              <w:bottom w:type="dxa" w:w="60"/>
+              <w:right w:type="dxa" w:w="80"/>
+            </w:tcMar>
+            <w:vAlign w:val="center"/>
+          </w:tcPr>
+          <w:p>
+            <w:pPr>
+              <w:jc w:val="left"/>
+            </w:pPr>
+            <w:r>
+              <w:rPr>
+                <w:b w:val="false"/>
+                <w:bCs w:val="false"/>
+                <w:color w:val="000000"/>
+                <w:sz w:val="18"/>
+                <w:szCs w:val="18"/>
+              </w:rPr>
+              <w:t xml:space="preserve">내가 진짜 원하는 것과 남들이 나에게 기대하는 것이 다르다면, 나는 어떻게 하고 싶은가?</w:t>
+            </w:r>
+          </w:p>
+        </w:tc>
+      </w:tr>
+    </w:tbl>
     <w:p>
       <w:pPr>
         <w:pStyle w:val="ListParagraph"/>
@@ -4229,7 +4651,74 @@
           <w:sz w:val="19"/>
           <w:szCs w:val="19"/>
         </w:rPr>
-        <w:t xml:space="preserve">논제는 토론과 동일(자기 트랙에서 다룬 논제 중 찬/반 택1하여 논증)</w:t>
+        <w:t xml:space="preserve">진행 방식: 2인 1팀(짝)을 구성해 한 명이 질문하면 다른 한 명이 답하고, 이어서 역할을 바꾸어 서로에게 되묻거나 꼬리질문을 이어간다.</w:t>
+      </w:r>
+    </w:p>
+    <w:p>
+      <w:pPr>
+        <w:pStyle w:val="ListParagraph"/>
+        <w:numPr>
+          <w:ilvl w:val="0"/>
+          <w:numId w:val="2"/>
+        </w:numPr>
+        <w:spacing w:after="60" w:line="280"/>
+      </w:pPr>
+      <w:r>
+        <w:rPr>
+          <w:sz w:val="19"/>
+          <w:szCs w:val="19"/>
+        </w:rPr>
+        <w:t xml:space="preserve">찬반 입장이나 승패를 정하지 않으며, 대화 내용은 요약하여 독서일지 '오늘의 한 줄 질문' 칸이나 별도 대화 기록지에 정리한다.</w:t>
+      </w:r>
+    </w:p>
+    <w:p>
+      <w:pPr>
+        <w:pStyle w:val="ListParagraph"/>
+        <w:numPr>
+          <w:ilvl w:val="0"/>
+          <w:numId w:val="2"/>
+        </w:numPr>
+        <w:spacing w:after="60" w:line="280"/>
+      </w:pPr>
+      <w:r>
+        <w:rPr>
+          <w:sz w:val="19"/>
+          <w:szCs w:val="19"/>
+        </w:rPr>
+        <w:t xml:space="preserve">경쟁토론에 부담을 느끼는 학생이나, 자기 생각을 정리하는 연습이 더 필요한 학급에 우선 활용할 수 있다.</w:t>
+      </w:r>
+    </w:p>
+    <w:p>
+      <w:pPr>
+        <w:pStyle w:val="Heading2"/>
+        <w:spacing w:after="120" w:before="260"/>
+      </w:pPr>
+      <w:r>
+        <w:rPr>
+          <w:b/>
+          <w:bCs/>
+          <w:color w:val="2F5496"/>
+          <w:sz w:val="23"/>
+          <w:szCs w:val="23"/>
+        </w:rPr>
+        <w:t xml:space="preserve">5. 3단계 — 논술</w:t>
+      </w:r>
+    </w:p>
+    <w:p>
+      <w:pPr>
+        <w:pStyle w:val="ListParagraph"/>
+        <w:numPr>
+          <w:ilvl w:val="0"/>
+          <w:numId w:val="2"/>
+        </w:numPr>
+        <w:spacing w:after="60" w:line="280"/>
+      </w:pPr>
+      <w:r>
+        <w:rPr>
+          <w:sz w:val="19"/>
+          <w:szCs w:val="19"/>
+        </w:rPr>
+        <w:t xml:space="preserve">논제는 경쟁토론(찬반 논제)과 동일(자기 트랙의 찬반 논제 중 찬/반 택1하여 논증). 비경쟁토론으로 진행한 경우에도 논술 단계에서는 찬반 논제를 활용해 자신의 입장을 정하여 작성한다.</w:t>
       </w:r>
     </w:p>
     <w:p>

--- a/curriculum_plans/원광보건고_아침10분독서_독서토론논술구술_연계활동계획서.docx
+++ b/curriculum_plans/원광보건고_아침10분독서_독서토론논술구술_연계활동계획서.docx
@@ -4769,7 +4769,7 @@
           <w:sz w:val="19"/>
           <w:szCs w:val="19"/>
         </w:rPr>
-        <w:t xml:space="preserve">실시 방식: 논술 실시 날짜를 특정 일자(예: 11.13.)로 정하여 최소 2주 전(예: 10.30.)에 공지하고, 해당 일시에 전원 일괄 실시한다.</w:t>
+        <w:t xml:space="preserve">실시 방식: 논술은 11월 초(11.6. 예정)에 실시하며, 정확한 실시 날짜는 10월 중순(10.15.)에 구술면접 실시 날짜와 함께 확정하여 공지하고, 해당 일시에 전원 일괄 실시한다.</w:t>
       </w:r>
     </w:p>
     <w:p>
@@ -5186,7 +5186,7 @@
           <w:sz w:val="20"/>
           <w:szCs w:val="20"/>
         </w:rPr>
-        <w:t xml:space="preserve">실시 방식: 구술면접 실시 날짜를 특정 일자(예: 12.4.)로 정하여 최소 2주 전(예: 11.20.)에 공지하고, 해당 일시에 순차 실시한다.</w:t>
+        <w:t xml:space="preserve">실시 방식: 구술면접은 11월 말(11.27. 예정)에 실시하며, 정확한 실시 날짜는 10월 중순(10.15.)에 논술 실시 날짜와 함께 확정하여 공지하고, 해당 일시에 순차 실시한다.</w:t>
       </w:r>
     </w:p>
     <w:p>
@@ -5708,7 +5708,7 @@
                 <w:sz w:val="18"/>
                 <w:szCs w:val="18"/>
               </w:rPr>
-              <w:t xml:space="preserve">심화활동 2단계 — 트랙별 토론(트랙 배정 도서 2권을 근거로 개요서 → 입론서 → 토론실습)</w:t>
+              <w:t xml:space="preserve">심화활동 2단계 — 트랙별 토론(트랙 배정 도서 2권을 근거로 개요서 → 입론서 → 토론실습) / 10.15. 논술·구술면접 실시일 확정 공지</w:t>
             </w:r>
           </w:p>
         </w:tc>
@@ -5777,7 +5777,7 @@
                 <w:sz w:val="18"/>
                 <w:szCs w:val="18"/>
               </w:rPr>
-              <w:t xml:space="preserve">심화활동 3단계 — 논술 준비(개요·초고·첨삭, 트랙 배정 도서 2권 근거 인용) / 10.30. 실시일 공지 → 11.13. 논술 일괄 실시 / 최소성취수준 보장 지도</w:t>
+              <w:t xml:space="preserve">심화활동 3단계 — 논술 준비(개요·초고·첨삭, 트랙 배정 도서 2권 근거 인용) / 11.6. 논술 일괄 실시 / 최소성취수준 보장 지도</w:t>
             </w:r>
           </w:p>
         </w:tc>
@@ -5846,7 +5846,7 @@
                 <w:sz w:val="18"/>
                 <w:szCs w:val="18"/>
               </w:rPr>
-              <w:t xml:space="preserve">심화활동 4단계 — 구술면접 준비 / 11.20. 실시일 공지 → 12.4. 구술면접 실시 / 이후 마무리·피드백</w:t>
+              <w:t xml:space="preserve">심화활동 4단계 — 구술면접 준비 / 11.27. 구술면접 실시 / 이후 마무리·피드백</w:t>
             </w:r>
           </w:p>
         </w:tc>
@@ -5936,7 +5936,7 @@
           <w:sz w:val="19"/>
           <w:szCs w:val="19"/>
         </w:rPr>
-        <w:t xml:space="preserve">논술과 구술면접은 특정 실시 날짜를 정해 최소 2주 전에 학생들에게 공지하여, 시험처럼 정해진 일시에 준비해 응시하도록 안내한다.</w:t>
+        <w:t xml:space="preserve">논술(11월 초)과 구술면접(11월 말)의 정확한 실시 날짜는 10월 중순(10.15.)에 한꺼번에 확정하여 공지하고, 학생들이 시험처럼 정해진 일시에 미리 준비해 응시하도록 안내한다.</w:t>
       </w:r>
     </w:p>
     <w:p>

--- a/curriculum_plans/원광보건고_아침10분독서_독서토론논술구술_연계활동계획서.docx
+++ b/curriculum_plans/원광보건고_아침10분독서_독서토론논술구술_연계활동계획서.docx
@@ -4192,6 +4192,301 @@
         </w:rPr>
         <w:t xml:space="preserve">※ 논제 적합성 검토: 좋은 찬반 논제는 ①단일 쟁점, ②찬반 논거가 대등한 비중으로 성립, ③최상급·모호한 표현 지양이라는 조건을 갖추어야 한다. 기존 B트랙 확장형 논제('실패를 두려워하지 않는 도전이 가장 중요하다')는 '가장'이라는 최상급 표현 때문에 반대 측이 깨끗하게 부정할 논거를 만들기 어려워 찬반 대립이 약했다. 이에 '완벽한 준비 후 시작 vs 준비가 부족해도 일단 시작'이라는 대등한 이분 구도로 수정하였다. 나머지 3개 논제는 찬반 논거가 대등하게 성립하여 그대로 유지하였다.</w:t>
       </w:r>
+    </w:p>
+    <w:p>
+      <w:pPr>
+        <w:pStyle w:val="Heading3"/>
+        <w:spacing w:after="100" w:before="200"/>
+      </w:pPr>
+      <w:r>
+        <w:rPr>
+          <w:b/>
+          <w:bCs/>
+          <w:color w:val="1F3864"/>
+          <w:sz w:val="20"/>
+          <w:szCs w:val="20"/>
+        </w:rPr>
+        <w:t xml:space="preserve">논제별 핵심 쟁점(개요서 작성 가이드)</w:t>
+      </w:r>
+    </w:p>
+    <w:p>
+      <w:pPr>
+        <w:spacing w:after="120" w:line="300"/>
+      </w:pPr>
+      <w:r>
+        <w:rPr>
+          <w:b w:val="false"/>
+          <w:bCs w:val="false"/>
+          <w:sz w:val="20"/>
+          <w:szCs w:val="20"/>
+        </w:rPr>
+        <w:t xml:space="preserve">각 논제마다 아래 3가지 쟁점을 중심으로 찬/반 입장의 근거를 준비하면 논점이 분산되지 않고 대립이 선명해진다.</w:t>
+      </w:r>
+    </w:p>
+    <w:p>
+      <w:pPr>
+        <w:spacing w:after="60" w:line="300"/>
+      </w:pPr>
+      <w:r>
+        <w:rPr>
+          <w:b/>
+          <w:bCs/>
+          <w:sz w:val="19"/>
+          <w:szCs w:val="19"/>
+        </w:rPr>
+        <w:t xml:space="preserve">A트랙 · 직업 선택형 — "장래희망은 하나로 빨리 정하기보다, 여러 가능성을 계속 열어두고 탐색해야 한다"</w:t>
+      </w:r>
+    </w:p>
+    <w:p>
+      <w:pPr>
+        <w:pStyle w:val="ListParagraph"/>
+        <w:numPr>
+          <w:ilvl w:val="0"/>
+          <w:numId w:val="2"/>
+        </w:numPr>
+        <w:spacing w:after="60" w:line="280"/>
+      </w:pPr>
+      <w:r>
+        <w:rPr>
+          <w:sz w:val="18"/>
+          <w:szCs w:val="18"/>
+        </w:rPr>
+        <w:t xml:space="preserve">쟁점 1. 조기 결정 vs 지속 탐색: 하나의 목표에 일찍 몰입하는 것이 전문성·성취도를 높이는가, 여러 가능성을 열어두는 것이 자기이해·적응력을 높이는가</w:t>
+      </w:r>
+    </w:p>
+    <w:p>
+      <w:pPr>
+        <w:pStyle w:val="ListParagraph"/>
+        <w:numPr>
+          <w:ilvl w:val="0"/>
+          <w:numId w:val="2"/>
+        </w:numPr>
+        <w:spacing w:after="60" w:line="280"/>
+      </w:pPr>
+      <w:r>
+        <w:rPr>
+          <w:sz w:val="18"/>
+          <w:szCs w:val="18"/>
+        </w:rPr>
+        <w:t xml:space="preserve">쟁점 2. 특성화고 학생의 특수성: 이미 학과(전공)를 선택한 특성화고 학생에게 '탐색'이 여전히 필요한가, 전공 안에서 깊이를 더하는 것이 우선인가</w:t>
+      </w:r>
+    </w:p>
+    <w:p>
+      <w:pPr>
+        <w:pStyle w:val="ListParagraph"/>
+        <w:numPr>
+          <w:ilvl w:val="0"/>
+          <w:numId w:val="2"/>
+        </w:numPr>
+        <w:spacing w:after="60" w:line="280"/>
+      </w:pPr>
+      <w:r>
+        <w:rPr>
+          <w:sz w:val="18"/>
+          <w:szCs w:val="18"/>
+        </w:rPr>
+        <w:t xml:space="preserve">쟁점 3. 선택 번복의 비용: 진로를 여러 번 바꾸는 것이 성장의 기회인가, 시간과 노력의 낭비인가</w:t>
+      </w:r>
+    </w:p>
+    <w:p>
+      <w:pPr>
+        <w:spacing w:after="60" w:line="300"/>
+      </w:pPr>
+      <w:r>
+        <w:rPr>
+          <w:b/>
+          <w:bCs/>
+          <w:sz w:val="19"/>
+          <w:szCs w:val="19"/>
+        </w:rPr>
+        <w:t xml:space="preserve">A트랙 · 확장형 — "타인의 기대보다 자기 자신이 원하는 것을 우선해야 한다"</w:t>
+      </w:r>
+    </w:p>
+    <w:p>
+      <w:pPr>
+        <w:pStyle w:val="ListParagraph"/>
+        <w:numPr>
+          <w:ilvl w:val="0"/>
+          <w:numId w:val="2"/>
+        </w:numPr>
+        <w:spacing w:after="60" w:line="280"/>
+      </w:pPr>
+      <w:r>
+        <w:rPr>
+          <w:sz w:val="18"/>
+          <w:szCs w:val="18"/>
+        </w:rPr>
+        <w:t xml:space="preserve">쟁점 1. 자기결정 vs 관계적 책임: 부모·교사 등 타인의 기대를 저버리는 선택이 정당화될 수 있는가, 관계 속에서 조율이 필요한가</w:t>
+      </w:r>
+    </w:p>
+    <w:p>
+      <w:pPr>
+        <w:pStyle w:val="ListParagraph"/>
+        <w:numPr>
+          <w:ilvl w:val="0"/>
+          <w:numId w:val="2"/>
+        </w:numPr>
+        <w:spacing w:after="60" w:line="280"/>
+      </w:pPr>
+      <w:r>
+        <w:rPr>
+          <w:sz w:val="18"/>
+          <w:szCs w:val="18"/>
+        </w:rPr>
+        <w:t xml:space="preserve">쟁점 2. 청소년기 자기이해의 신뢰성: 청소년이 '자신이 진짜 원하는 것'을 판단할 만큼 충분한 경험·정보를 갖추고 있는가</w:t>
+      </w:r>
+    </w:p>
+    <w:p>
+      <w:pPr>
+        <w:pStyle w:val="ListParagraph"/>
+        <w:numPr>
+          <w:ilvl w:val="0"/>
+          <w:numId w:val="2"/>
+        </w:numPr>
+        <w:spacing w:after="60" w:line="280"/>
+      </w:pPr>
+      <w:r>
+        <w:rPr>
+          <w:sz w:val="18"/>
+          <w:szCs w:val="18"/>
+        </w:rPr>
+        <w:t xml:space="preserve">쟁점 3. 결과에 대한 책임 소재: 자신의 선택이 실패했을 때 스스로 감당할 준비가 되어 있는가, 타인의 기대를 따랐을 때보다 후회가 적은가</w:t>
+      </w:r>
+    </w:p>
+    <w:p>
+      <w:pPr>
+        <w:spacing w:after="60" w:line="300"/>
+      </w:pPr>
+      <w:r>
+        <w:rPr>
+          <w:b/>
+          <w:bCs/>
+          <w:sz w:val="19"/>
+          <w:szCs w:val="19"/>
+        </w:rPr>
+        <w:t xml:space="preserve">B트랙 · 직업 선택형 — "특성화고 학생은 안정적인 직업보다 정말 하고 싶은 일에 도전해야 한다"</w:t>
+      </w:r>
+    </w:p>
+    <w:p>
+      <w:pPr>
+        <w:pStyle w:val="ListParagraph"/>
+        <w:numPr>
+          <w:ilvl w:val="0"/>
+          <w:numId w:val="2"/>
+        </w:numPr>
+        <w:spacing w:after="60" w:line="280"/>
+      </w:pPr>
+      <w:r>
+        <w:rPr>
+          <w:sz w:val="18"/>
+          <w:szCs w:val="18"/>
+        </w:rPr>
+        <w:t xml:space="preserve">쟁점 1. 안정성 vs 만족도: 안정적인 직업이 주는 경제적·심리적 안정감과 하고 싶은 일이 주는 몰입·만족감 중 무엇이 장기적으로 더 중요한가</w:t>
+      </w:r>
+    </w:p>
+    <w:p>
+      <w:pPr>
+        <w:pStyle w:val="ListParagraph"/>
+        <w:numPr>
+          <w:ilvl w:val="0"/>
+          <w:numId w:val="2"/>
+        </w:numPr>
+        <w:spacing w:after="60" w:line="280"/>
+      </w:pPr>
+      <w:r>
+        <w:rPr>
+          <w:sz w:val="18"/>
+          <w:szCs w:val="18"/>
+        </w:rPr>
+        <w:t xml:space="preserve">쟁점 2. 특성화고 졸업생의 취업 현실: '안정적 직업'이 특성화고 졸업생에게 실제로 확보하기 쉬운 선택지인가, 도전이 오히려 더 현실적인 경로인가</w:t>
+      </w:r>
+    </w:p>
+    <w:p>
+      <w:pPr>
+        <w:pStyle w:val="ListParagraph"/>
+        <w:numPr>
+          <w:ilvl w:val="0"/>
+          <w:numId w:val="2"/>
+        </w:numPr>
+        <w:spacing w:after="60" w:line="280"/>
+      </w:pPr>
+      <w:r>
+        <w:rPr>
+          <w:sz w:val="18"/>
+          <w:szCs w:val="18"/>
+        </w:rPr>
+        <w:t xml:space="preserve">쟁점 3. 도전 실패 시 회복 가능성: 하고 싶은 일에 도전했다가 실패했을 때, 특성화고 졸업생이 감당할 수 있는 위험 수준은 어느 정도인가</w:t>
+      </w:r>
+    </w:p>
+    <w:p>
+      <w:pPr>
+        <w:spacing w:after="60" w:line="300"/>
+      </w:pPr>
+      <w:r>
+        <w:rPr>
+          <w:b/>
+          <w:bCs/>
+          <w:sz w:val="19"/>
+          <w:szCs w:val="19"/>
+        </w:rPr>
+        <w:t xml:space="preserve">B트랙 · 확장형 — "새로운 일에 도전할 때는 완벽하게 준비한 후에 시작해야 한다"</w:t>
+      </w:r>
+    </w:p>
+    <w:p>
+      <w:pPr>
+        <w:pStyle w:val="ListParagraph"/>
+        <w:numPr>
+          <w:ilvl w:val="0"/>
+          <w:numId w:val="2"/>
+        </w:numPr>
+        <w:spacing w:after="60" w:line="280"/>
+      </w:pPr>
+      <w:r>
+        <w:rPr>
+          <w:sz w:val="18"/>
+          <w:szCs w:val="18"/>
+        </w:rPr>
+        <w:t xml:space="preserve">쟁점 1. '완벽한 준비'의 실현 가능성: 완벽한 준비란 애초에 도달 가능한 기준인가, 도전을 미루는 핑계가 될 수 있는가</w:t>
+      </w:r>
+    </w:p>
+    <w:p>
+      <w:pPr>
+        <w:pStyle w:val="ListParagraph"/>
+        <w:numPr>
+          <w:ilvl w:val="0"/>
+          <w:numId w:val="2"/>
+        </w:numPr>
+        <w:spacing w:after="60" w:line="280"/>
+      </w:pPr>
+      <w:r>
+        <w:rPr>
+          <w:sz w:val="18"/>
+          <w:szCs w:val="18"/>
+        </w:rPr>
+        <w:t xml:space="preserve">쟁점 2. 준비 vs 실행: 사전 준비를 통한 위험 감소와 직접 부딪히며 얻는 학습·성장 중 무엇이 더 효과적인가</w:t>
+      </w:r>
+    </w:p>
+    <w:p>
+      <w:pPr>
+        <w:pStyle w:val="ListParagraph"/>
+        <w:numPr>
+          <w:ilvl w:val="0"/>
+          <w:numId w:val="2"/>
+        </w:numPr>
+        <w:spacing w:after="60" w:line="280"/>
+      </w:pPr>
+      <w:r>
+        <w:rPr>
+          <w:sz w:val="18"/>
+          <w:szCs w:val="18"/>
+        </w:rPr>
+        <w:t xml:space="preserve">쟁점 3. 타이밍(기회비용): 완벽한 준비를 기다리는 동안 놓치는 기회와, 준비 부족으로 인한 실패 위험 중 어느 쪽 손실이 더 큰가</w:t>
+      </w:r>
+    </w:p>
+    <w:p>
+      <w:pPr>
+        <w:spacing w:after="160"/>
+      </w:pPr>
     </w:p>
     <w:p>
       <w:pPr>

--- a/curriculum_plans/원광보건고_아침10분독서_독서토론논술구술_연계활동계획서.docx
+++ b/curriculum_plans/원광보건고_아침10분독서_독서토론논술구술_연계활동계획서.docx
@@ -2735,7 +2735,7 @@
           <w:sz w:val="23"/>
           <w:szCs w:val="23"/>
         </w:rPr>
-        <w:t xml:space="preserve">2. 트랙 편성(전체 4권 필독 + 트랙별 2권 근거 활용)</w:t>
+        <w:t xml:space="preserve">2. 트랙 편성 및 도서 추천(전체 4권 필독, 근거 도서는 자유 선택)</w:t>
       </w:r>
     </w:p>
     <w:p>
@@ -2749,7 +2749,7 @@
           <w:sz w:val="20"/>
           <w:szCs w:val="20"/>
         </w:rPr>
-        <w:t xml:space="preserve">학생 전체가 4권을 모두 필독하고 독서일지를 작성한다. 이후 토론·논술 단계에서는 아래와 같이 2개 트랙으로 나누어, 트랙별 논제와 관련된 2권의 내용을 핵심 근거로 집중 활용한다. 같은 '장래희망'을 다루면서도 서로 다른 긴장(탐색 vs 결단, 다양성 vs 도전)을 담고 있어 두 트랙 모두 자연스러운 찬반 논제가 나오도록 구성하였다.</w:t>
+        <w:t xml:space="preserve">학생 전체가 4권을 모두 필독하고 독서일지를 작성한다. 이후 토론·논술 단계에서는 아래와 같이 2개 트랙으로 나누되, 트랙별 2권은 논제와 내용이 잘 맞아 참고하기 좋은 '추천 도서'일 뿐 반드시 그 2권만 근거로 써야 하는 것은 아니다. 학생은 4권 중 자신의 주장에 가장 도움이 되는 책을 자유롭게 골라 근거로 활용할 수 있다.</w:t>
       </w:r>
     </w:p>
     <w:tbl>
@@ -2834,7 +2834,7 @@
                 <w:sz w:val="18"/>
                 <w:szCs w:val="18"/>
               </w:rPr>
-              <w:t xml:space="preserve">핵심 근거 도서(2권)</w:t>
+              <w:t xml:space="preserve">추천 도서(참고용, 2권)</w:t>
             </w:r>
           </w:p>
         </w:tc>
@@ -2868,7 +2868,7 @@
                 <w:sz w:val="18"/>
                 <w:szCs w:val="18"/>
               </w:rPr>
-              <w:t xml:space="preserve">트랙 성격</w:t>
+              <w:t xml:space="preserve">추천 이유(트랙 성격)</w:t>
             </w:r>
           </w:p>
         </w:tc>
@@ -3078,6 +3078,21 @@
         </w:tc>
       </w:tr>
     </w:tbl>
+    <w:p>
+      <w:pPr>
+        <w:spacing w:after="200" w:line="260"/>
+      </w:pPr>
+      <w:r>
+        <w:rPr>
+          <w:i/>
+          <w:iCs/>
+          <w:color w:val="555555"/>
+          <w:sz w:val="17"/>
+          <w:szCs w:val="17"/>
+        </w:rPr>
+        <w:t xml:space="preserve">※ 도서 추천 이유 — A트랙 도서는 '내가 정말 원하는 것을 찾아가는 과정'을 다룬다는 공통점이 있으면서도 서로 다른 긴장을 담고 있다: 『난 커서 어른이 되면 말이야』는 여러 가지 미래를 자유롭게 상상하는 이야기로 '탐색·다양성' 논제의 근거로, 『진짜 내 소원』은 타인의 기대와 자기 자신 사이에서 답을 찾는 이야기로 '자기결정' 논제의 근거로 적합하다. B트랙 도서는 '실제로 도전하고 부딪히는 경험'을 다룬다는 공통점이 있다: 『열두 살 장래 희망』은 다양한 직업을 폭넓게 보여주어 '안정 vs 도전' 논제의 근거로, 『그래도 꼭 해 볼 거야!』는 두려움 속에서도 포기하지 않는 이야기로 '준비 vs 실행' 논제의 근거로 적합하다. 단, 이는 참고용 추천이며 학생은 4권을 모두 읽은 뒤 자신의 논증에 가장 적합하다고 판단하는 책을 자유롭게 선택하여 근거로 활용할 수 있다.</w:t>
+      </w:r>
+    </w:p>
     <w:p>
       <w:pPr>
         <w:pStyle w:val="Heading2"/>
@@ -3626,7 +3641,7 @@
           <w:sz w:val="20"/>
           <w:szCs w:val="20"/>
         </w:rPr>
-        <w:t xml:space="preserve">기존 「독서-토론-논술-구술면접 연계 프로젝트형 수행평가 계획서」의 개요서 작성 → 입론서 작성 → 토론 실습 절차를 그대로 적용한다. 4권을 모두 읽었더라도 토론 논제와 관련된 트랙 배정 도서 2권의 내용을 핵심 근거로 삼아 개요서·입론서를 구성한다.</w:t>
+        <w:t xml:space="preserve">기존 「독서-토론-논술-구술면접 연계 프로젝트형 수행평가 계획서」의 개요서 작성 → 입론서 작성 → 토론 실습 절차를 그대로 적용한다. 4권을 모두 읽은 뒤, 토론 논제에 가장 적합하다고 생각하는 책을 자유롭게 선택하여 개요서·입론서의 근거로 구성한다(트랙별 추천 도서 2권을 참고해도 되고, 다른 책을 근거로 써도 된다).</w:t>
       </w:r>
     </w:p>
     <w:tbl>
@@ -4502,7 +4517,7 @@
           <w:sz w:val="19"/>
           <w:szCs w:val="19"/>
         </w:rPr>
-        <w:t xml:space="preserve">개요서: 트랙 배정 도서 2권의 독서일지 속 장면을 근거로 찬/반 입장과 핵심 근거 3가지 정리</w:t>
+        <w:t xml:space="preserve">개요서: 자유롭게 선택한 도서의 독서일지 속 장면을 근거로 찬/반 입장과 핵심 근거 3가지 정리</w:t>
       </w:r>
     </w:p>
     <w:p>
@@ -5030,7 +5045,7 @@
           <w:sz w:val="19"/>
           <w:szCs w:val="19"/>
         </w:rPr>
-        <w:t xml:space="preserve">필수 조건: 트랙 배정 도서 2권 각각에서 최소 1개 장면을 구체적 근거로 인용(나머지 2권의 내용은 보조 근거로 자유롭게 활용 가능)</w:t>
+        <w:t xml:space="preserve">필수 조건: 4권 중 자유롭게 선택한 책에서 최소 2개 장면을 구체적 근거로 인용(어떤 책을 몇 권 활용할지는 학생이 정한다)</w:t>
       </w:r>
     </w:p>
     <w:p>
@@ -6003,7 +6018,7 @@
                 <w:sz w:val="18"/>
                 <w:szCs w:val="18"/>
               </w:rPr>
-              <w:t xml:space="preserve">심화활동 2단계 — 트랙별 토론(트랙 배정 도서 2권을 근거로 개요서 → 입론서 → 토론실습) / 10.15. 논술·구술면접 실시일 확정 공지</w:t>
+              <w:t xml:space="preserve">심화활동 2단계 — 트랙별 토론(자유 선택 도서를 근거로 개요서 → 입론서 → 토론실습) / 10.15. 논술·구술면접 실시일 확정 공지</w:t>
             </w:r>
           </w:p>
         </w:tc>
@@ -6072,7 +6087,7 @@
                 <w:sz w:val="18"/>
                 <w:szCs w:val="18"/>
               </w:rPr>
-              <w:t xml:space="preserve">심화활동 3단계 — 논술 준비(개요·초고·첨삭, 트랙 배정 도서 2권 근거 인용) / 11.6. 논술 일괄 실시 / 최소성취수준 보장 지도</w:t>
+              <w:t xml:space="preserve">심화활동 3단계 — 논술 준비(개요·초고·첨삭, 자유 선택 도서 근거 인용) / 11.6. 논술 일괄 실시 / 최소성취수준 보장 지도</w:t>
             </w:r>
           </w:p>
         </w:tc>
@@ -6197,7 +6212,7 @@
           <w:sz w:val="19"/>
           <w:szCs w:val="19"/>
         </w:rPr>
-        <w:t xml:space="preserve">트랙 배정은 학생의 희망(진로 성향 자기 진단 등)을 반영하여 독서 5주차(9.14.~9.18.)에 확정하고, 이후 토론·논술·구술면접에서 활용할 핵심 근거 도서 2권이 정해지며 동일 트랙으로 끝까지 진행한다.</w:t>
+        <w:t xml:space="preserve">트랙(논제) 배정은 학생의 희망(진로 성향 자기 진단 등)을 반영하여 독서 5주차(9.14.~9.18.)에 확정하고, 동일 트랙으로 끝까지 진행한다. 다만 근거 도서는 트랙별 추천 2권에 얽매이지 않고 4권 중 자유롭게 선택할 수 있다.</w:t>
       </w:r>
     </w:p>
     <w:p>
